--- a/products/manuscript/Manuscript.docx
+++ b/products/manuscript/Manuscript.docx
@@ -23,7 +23,7 @@
         <w:pStyle w:val="Date"/>
       </w:pPr>
       <w:r>
-        <w:t xml:space="preserve">2026-04-21</w:t>
+        <w:t xml:space="preserve">2026-05-06</w:t>
       </w:r>
     </w:p>
     <w:bookmarkStart w:id="20" w:name="summary-abstract"/>
@@ -135,25 +135,70 @@
         <w:t xml:space="preserve"> </w:t>
       </w:r>
       <w:r>
-        <w:t xml:space="preserve">differ by body site. We used Kruskal-Wallis with Benjamini-Hochberg pairwise</w:t>
-      </w:r>
-      <w:r>
-        <w:t xml:space="preserve"> </w:t>
-      </w:r>
-      <w:r>
-        <w:t xml:space="preserve">Wilcoxon follow-up tests for alpha diversity; Bray-Curtis and Jaccard</w:t>
-      </w:r>
-      <w:r>
-        <w:t xml:space="preserve"> </w:t>
-      </w:r>
-      <w:r>
-        <w:t xml:space="preserve">PERMANOVA with BETADISPER for community composition; and per-site Spearman</w:t>
-      </w:r>
-      <w:r>
-        <w:t xml:space="preserve"> </w:t>
-      </w:r>
-      <w:r>
-        <w:t xml:space="preserve">correlation networks with Louvain community detection for network structure.</w:t>
+        <w:t xml:space="preserve">differ by body site, and (H4) whether body site can be predicted from taxon</w:t>
+      </w:r>
+      <w:r>
+        <w:t xml:space="preserve"> </w:t>
+      </w:r>
+      <w:r>
+        <w:t xml:space="preserve">abundances using a supervised classifier. We used Kruskal-Wallis with</w:t>
+      </w:r>
+      <w:r>
+        <w:t xml:space="preserve"> </w:t>
+      </w:r>
+      <w:r>
+        <w:t xml:space="preserve">Benjamini-Hochberg pairwise Wilcoxon follow-up tests for alpha diversity;</w:t>
+      </w:r>
+      <w:r>
+        <w:t xml:space="preserve"> </w:t>
+      </w:r>
+      <w:r>
+        <w:t xml:space="preserve">Bray-Curtis and Jaccard PERMANOVA with BETADISPER for community</w:t>
+      </w:r>
+      <w:r>
+        <w:t xml:space="preserve"> </w:t>
+      </w:r>
+      <w:r>
+        <w:t xml:space="preserve">composition; per-site Spearman correlation networks with Louvain community</w:t>
+      </w:r>
+      <w:r>
+        <w:t xml:space="preserve"> </w:t>
+      </w:r>
+      <w:r>
+        <w:t xml:space="preserve">detection for network structure; and a</w:t>
+      </w:r>
+      <w:r>
+        <w:t xml:space="preserve"> </w:t>
+      </w:r>
+      <w:r>
+        <w:rPr>
+          <w:rStyle w:val="VerbatimChar"/>
+        </w:rPr>
+        <w:t xml:space="preserve">tidymodels</w:t>
+      </w:r>
+      <w:r>
+        <w:t xml:space="preserve"> </w:t>
+      </w:r>
+      <w:r>
+        <w:t xml:space="preserve">workflow that compared</w:t>
+      </w:r>
+      <w:r>
+        <w:t xml:space="preserve"> </w:t>
+      </w:r>
+      <w:r>
+        <w:t xml:space="preserve">five candidate classifiers (null baseline, elastic-net multinomial GLM,</w:t>
+      </w:r>
+      <w:r>
+        <w:t xml:space="preserve"> </w:t>
+      </w:r>
+      <w:r>
+        <w:t xml:space="preserve">single decision tree, random forest, and XGBoost) by 5-fold cross-validation,</w:t>
+      </w:r>
+      <w:r>
+        <w:t xml:space="preserve"> </w:t>
+      </w:r>
+      <w:r>
+        <w:t xml:space="preserve">with bootstrap-based confidence intervals on the held-out test performance.</w:t>
       </w:r>
       <w:r>
         <w:t xml:space="preserve"> </w:t>
@@ -205,7 +250,31 @@
         <w:t xml:space="preserve"> </w:t>
       </w:r>
       <w:r>
-        <w:t xml:space="preserve">microbial ecology.</w:t>
+        <w:t xml:space="preserve">microbial ecology. The two tree-based ensembles (random forest, XGBoost)</w:t>
+      </w:r>
+      <w:r>
+        <w:t xml:space="preserve"> </w:t>
+      </w:r>
+      <w:r>
+        <w:t xml:space="preserve">substantially outperformed both the regularized GLM and the single decision</w:t>
+      </w:r>
+      <w:r>
+        <w:t xml:space="preserve"> </w:t>
+      </w:r>
+      <w:r>
+        <w:t xml:space="preserve">tree in cross-validation and on the held-out test set, and the bootstrap</w:t>
+      </w:r>
+      <w:r>
+        <w:t xml:space="preserve"> </w:t>
+      </w:r>
+      <w:r>
+        <w:t xml:space="preserve">95% confidence intervals exclude both the null-baseline and the</w:t>
+      </w:r>
+      <w:r>
+        <w:t xml:space="preserve"> </w:t>
+      </w:r>
+      <w:r>
+        <w:t xml:space="preserve">single-tree benchmarks.</w:t>
       </w:r>
       <w:r>
         <w:t xml:space="preserve"> </w:t>
@@ -221,31 +290,37 @@
         <w:t xml:space="preserve"> </w:t>
       </w:r>
       <w:r>
-        <w:t xml:space="preserve">The analyses confirm and extend prior</w:t>
-      </w:r>
-      <w:r>
-        <w:t xml:space="preserve"> </w:t>
-      </w:r>
-      <w:r>
-        <w:t xml:space="preserve">observations from the HMP: body site is the dominant organizing axis of</w:t>
-      </w:r>
-      <w:r>
-        <w:t xml:space="preserve"> </w:t>
-      </w:r>
-      <w:r>
-        <w:t xml:space="preserve">variation in this dataset, and network-level descriptors add information not</w:t>
-      </w:r>
-      <w:r>
-        <w:t xml:space="preserve"> </w:t>
-      </w:r>
-      <w:r>
-        <w:t xml:space="preserve">captured by diversity metrics alone. The workflow is fully reproducible from</w:t>
-      </w:r>
-      <w:r>
-        <w:t xml:space="preserve"> </w:t>
-      </w:r>
-      <w:r>
-        <w:t xml:space="preserve">programmatically downloaded HMP data.</w:t>
+        <w:t xml:space="preserve">The analyses confirm and extend</w:t>
+      </w:r>
+      <w:r>
+        <w:t xml:space="preserve"> </w:t>
+      </w:r>
+      <w:r>
+        <w:t xml:space="preserve">prior observations from the HMP: body site is the dominant organizing axis</w:t>
+      </w:r>
+      <w:r>
+        <w:t xml:space="preserve"> </w:t>
+      </w:r>
+      <w:r>
+        <w:t xml:space="preserve">of variation in this dataset, network-level descriptors add information not</w:t>
+      </w:r>
+      <w:r>
+        <w:t xml:space="preserve"> </w:t>
+      </w:r>
+      <w:r>
+        <w:t xml:space="preserve">captured by diversity metrics alone, and a small set of taxa is enough to</w:t>
+      </w:r>
+      <w:r>
+        <w:t xml:space="preserve"> </w:t>
+      </w:r>
+      <w:r>
+        <w:t xml:space="preserve">predict body site with high confidence. The workflow is fully reproducible</w:t>
+      </w:r>
+      <w:r>
+        <w:t xml:space="preserve"> </w:t>
+      </w:r>
+      <w:r>
+        <w:t xml:space="preserve">from programmatically downloaded HMP data.</w:t>
       </w:r>
     </w:p>
     <w:p>
@@ -713,6 +788,40 @@
       </w:r>
     </w:p>
     <w:p>
+      <w:pPr>
+        <w:pStyle w:val="Compact"/>
+        <w:numPr>
+          <w:ilvl w:val="0"/>
+          <w:numId w:val="1001"/>
+        </w:numPr>
+      </w:pPr>
+      <w:r>
+        <w:rPr>
+          <w:b/>
+          <w:bCs/>
+        </w:rPr>
+        <w:t xml:space="preserve">H4:</w:t>
+      </w:r>
+      <w:r>
+        <w:t xml:space="preserve"> </w:t>
+      </w:r>
+      <w:r>
+        <w:t xml:space="preserve">Body site can be predicted from taxon abundances above the null</w:t>
+      </w:r>
+      <w:r>
+        <w:t xml:space="preserve"> </w:t>
+      </w:r>
+      <w:r>
+        <w:t xml:space="preserve">baseline, and ensemble methods outperform a single decision tree and a</w:t>
+      </w:r>
+      <w:r>
+        <w:t xml:space="preserve"> </w:t>
+      </w:r>
+      <w:r>
+        <w:t xml:space="preserve">regularized GLM.</w:t>
+      </w:r>
+    </w:p>
+    <w:p>
       <w:r>
         <w:br w:type="page"/>
       </w:r>
@@ -1289,69 +1398,41 @@
         <w:t xml:space="preserve"> </w:t>
       </w:r>
       <w:r>
-        <w:t xml:space="preserve">taxa as features (log(1+x) transformed, z-scored). We compared an elastic-net</w:t>
-      </w:r>
-      <w:r>
-        <w:t xml:space="preserve"> </w:t>
-      </w:r>
-      <w:r>
-        <w:t xml:space="preserve">multinomial logistic regression</w:t>
-      </w:r>
-      <w:r>
-        <w:t xml:space="preserve"> </w:t>
-      </w:r>
-      <w:r>
-        <w:t xml:space="preserve">(15)</w:t>
-      </w:r>
-      <w:r>
-        <w:t xml:space="preserve"> </w:t>
-      </w:r>
-      <w:r>
-        <w:t xml:space="preserve">and a random forest</w:t>
-      </w:r>
-      <w:r>
-        <w:t xml:space="preserve"> </w:t>
-      </w:r>
-      <w:r>
-        <w:t xml:space="preserve">(16)</w:t>
-      </w:r>
-      <w:r>
-        <w:t xml:space="preserve">, with hyperparameters tuned by 5-fold cross-validation</w:t>
-      </w:r>
-      <w:r>
-        <w:t xml:space="preserve"> </w:t>
-      </w:r>
-      <w:r>
-        <w:t xml:space="preserve">on a stratified 75/25 train/test split.</w:t>
-      </w:r>
-    </w:p>
-    <w:p>
-      <w:pPr>
-        <w:pStyle w:val="BodyText"/>
-      </w:pPr>
-      <w:r>
-        <w:t xml:space="preserve">All analyses use</w:t>
+        <w:t xml:space="preserve">taxa as features (log(1+x) transformed, z-scored). To showcase the</w:t>
+      </w:r>
+      <w:r>
+        <w:t xml:space="preserve"> </w:t>
+      </w:r>
+      <w:r>
+        <w:t xml:space="preserve">model-fitting, cross-validation, model-comparison, regularization,</w:t>
+      </w:r>
+      <w:r>
+        <w:t xml:space="preserve"> </w:t>
+      </w:r>
+      <w:r>
+        <w:t xml:space="preserve">ensembling, evaluation and uncertainty topics covered in the course, we</w:t>
+      </w:r>
+      <w:r>
+        <w:t xml:space="preserve"> </w:t>
+      </w:r>
+      <w:r>
+        <w:t xml:space="preserve">compared</w:t>
       </w:r>
       <w:r>
         <w:t xml:space="preserve"> </w:t>
       </w:r>
       <w:r>
         <w:rPr>
-          <w:rStyle w:val="VerbatimChar"/>
+          <w:b/>
+          <w:bCs/>
         </w:rPr>
-        <w:t xml:space="preserve">set.seed(123)</w:t>
-      </w:r>
-      <w:r>
-        <w:t xml:space="preserve"> </w:t>
-      </w:r>
-      <w:r>
-        <w:t xml:space="preserve">where randomness is involved. The full</w:t>
-      </w:r>
-      <w:r>
-        <w:t xml:space="preserve"> </w:t>
-      </w:r>
-      <w:r>
-        <w:t xml:space="preserve">analysis pipeline is implemented in three files:</w:t>
+        <w:t xml:space="preserve">five</w:t>
+      </w:r>
+      <w:r>
+        <w:t xml:space="preserve"> </w:t>
+      </w:r>
+      <w:r>
+        <w:t xml:space="preserve">candidate models on the same training data:</w:t>
       </w:r>
     </w:p>
     <w:p>
@@ -1364,60 +1445,31 @@
       </w:pPr>
       <w:r>
         <w:rPr>
-          <w:rStyle w:val="VerbatimChar"/>
+          <w:b/>
+          <w:bCs/>
         </w:rPr>
-        <w:t xml:space="preserve">code/processing-code/processingfile-v1.qmd</w:t>
-      </w:r>
-      <w:r>
-        <w:t xml:space="preserve"> </w:t>
-      </w:r>
-      <w:r>
-        <w:t xml:space="preserve">(processing: downloads HMP</w:t>
-      </w:r>
-      <w:r>
-        <w:t xml:space="preserve"> </w:t>
-      </w:r>
-      <w:r>
-        <w:t xml:space="preserve">via</w:t>
-      </w:r>
-      <w:r>
-        <w:t xml:space="preserve"> </w:t>
+        <w:t xml:space="preserve">Null baseline</w:t>
+      </w:r>
+      <w:r>
+        <w:t xml:space="preserve"> </w:t>
+      </w:r>
+      <w:r>
+        <w:t xml:space="preserve">(</w:t>
       </w:r>
       <w:r>
         <w:rPr>
           <w:rStyle w:val="VerbatimChar"/>
         </w:rPr>
-        <w:t xml:space="preserve">HMP16SData::V35()</w:t>
-      </w:r>
-      <w:r>
-        <w:t xml:space="preserve">, filters rare taxa, saves</w:t>
-      </w:r>
-      <w:r>
-        <w:t xml:space="preserve"> </w:t>
-      </w:r>
-      <w:r>
-        <w:rPr>
-          <w:rStyle w:val="VerbatimChar"/>
-        </w:rPr>
-        <w:t xml:space="preserve">ps_filt.rds</w:t>
-      </w:r>
-      <w:r>
-        <w:t xml:space="preserve"> </w:t>
-      </w:r>
-      <w:r>
-        <w:t xml:space="preserve">and</w:t>
-      </w:r>
-      <w:r>
-        <w:t xml:space="preserve"> </w:t>
-      </w:r>
-      <w:r>
-        <w:rPr>
-          <w:rStyle w:val="VerbatimChar"/>
-        </w:rPr>
-        <w:t xml:space="preserve">ps_rel.rds</w:t>
-      </w:r>
-      <w:r>
-        <w:t xml:space="preserve">)</w:t>
+        <w:t xml:space="preserve">parsnip::null_model</w:t>
+      </w:r>
+      <w:r>
+        <w:t xml:space="preserve">) — predicts the modal class and</w:t>
+      </w:r>
+      <w:r>
+        <w:t xml:space="preserve"> </w:t>
+      </w:r>
+      <w:r>
+        <w:t xml:space="preserve">serves as a lower bound on performance.</w:t>
       </w:r>
     </w:p>
     <w:p>
@@ -1430,15 +1482,40 @@
       </w:pPr>
       <w:r>
         <w:rPr>
+          <w:b/>
+          <w:bCs/>
+        </w:rPr>
+        <w:t xml:space="preserve">Elastic-net multinomial GLM</w:t>
+      </w:r>
+      <w:r>
+        <w:t xml:space="preserve"> </w:t>
+      </w:r>
+      <w:r>
+        <w:t xml:space="preserve">(</w:t>
+      </w:r>
+      <w:r>
+        <w:rPr>
           <w:rStyle w:val="VerbatimChar"/>
         </w:rPr>
-        <w:t xml:space="preserve">code/eda-code/eda.qmd</w:t>
-      </w:r>
-      <w:r>
-        <w:t xml:space="preserve"> </w:t>
-      </w:r>
-      <w:r>
-        <w:t xml:space="preserve">(exploratory data analysis)</w:t>
+        <w:t xml:space="preserve">glmnet</w:t>
+      </w:r>
+      <w:r>
+        <w:t xml:space="preserve">,</w:t>
+      </w:r>
+      <w:r>
+        <w:t xml:space="preserve"> </w:t>
+      </w:r>
+      <w:r>
+        <w:t xml:space="preserve">(15)</w:t>
+      </w:r>
+      <w:r>
+        <w:t xml:space="preserve">) —</w:t>
+      </w:r>
+      <w:r>
+        <w:t xml:space="preserve"> </w:t>
+      </w:r>
+      <w:r>
+        <w:t xml:space="preserve">regularized logistic regression with both penalty and mixture tuned.</w:t>
       </w:r>
     </w:p>
     <w:p>
@@ -1451,6 +1528,367 @@
       </w:pPr>
       <w:r>
         <w:rPr>
+          <w:b/>
+          <w:bCs/>
+        </w:rPr>
+        <w:t xml:space="preserve">Single decision tree</w:t>
+      </w:r>
+      <w:r>
+        <w:t xml:space="preserve"> </w:t>
+      </w:r>
+      <w:r>
+        <w:t xml:space="preserve">(CART,</w:t>
+      </w:r>
+      <w:r>
+        <w:t xml:space="preserve"> </w:t>
+      </w:r>
+      <w:r>
+        <w:rPr>
+          <w:rStyle w:val="VerbatimChar"/>
+        </w:rPr>
+        <w:t xml:space="preserve">rpart</w:t>
+      </w:r>
+      <w:r>
+        <w:t xml:space="preserve">) — interpretable single-tree</w:t>
+      </w:r>
+      <w:r>
+        <w:t xml:space="preserve"> </w:t>
+      </w:r>
+      <w:r>
+        <w:t xml:space="preserve">baseline with cost-complexity, depth and</w:t>
+      </w:r>
+      <w:r>
+        <w:t xml:space="preserve"> </w:t>
+      </w:r>
+      <w:r>
+        <w:rPr>
+          <w:rStyle w:val="VerbatimChar"/>
+        </w:rPr>
+        <w:t xml:space="preserve">min_n</w:t>
+      </w:r>
+      <w:r>
+        <w:t xml:space="preserve"> </w:t>
+      </w:r>
+      <w:r>
+        <w:t xml:space="preserve">tuned.</w:t>
+      </w:r>
+    </w:p>
+    <w:p>
+      <w:pPr>
+        <w:pStyle w:val="Compact"/>
+        <w:numPr>
+          <w:ilvl w:val="0"/>
+          <w:numId w:val="1002"/>
+        </w:numPr>
+      </w:pPr>
+      <w:r>
+        <w:rPr>
+          <w:b/>
+          <w:bCs/>
+        </w:rPr>
+        <w:t xml:space="preserve">Random forest</w:t>
+      </w:r>
+      <w:r>
+        <w:t xml:space="preserve"> </w:t>
+      </w:r>
+      <w:r>
+        <w:t xml:space="preserve">(</w:t>
+      </w:r>
+      <w:r>
+        <w:rPr>
+          <w:rStyle w:val="VerbatimChar"/>
+        </w:rPr>
+        <w:t xml:space="preserve">ranger</w:t>
+      </w:r>
+      <w:r>
+        <w:t xml:space="preserve">,</w:t>
+      </w:r>
+      <w:r>
+        <w:t xml:space="preserve"> </w:t>
+      </w:r>
+      <w:r>
+        <w:t xml:space="preserve">(16)</w:t>
+      </w:r>
+      <w:r>
+        <w:t xml:space="preserve">) — bagged ensemble of</w:t>
+      </w:r>
+      <w:r>
+        <w:t xml:space="preserve"> </w:t>
+      </w:r>
+      <w:r>
+        <w:t xml:space="preserve">500 trees with</w:t>
+      </w:r>
+      <w:r>
+        <w:t xml:space="preserve"> </w:t>
+      </w:r>
+      <w:r>
+        <w:rPr>
+          <w:rStyle w:val="VerbatimChar"/>
+        </w:rPr>
+        <w:t xml:space="preserve">mtry</w:t>
+      </w:r>
+      <w:r>
+        <w:t xml:space="preserve"> </w:t>
+      </w:r>
+      <w:r>
+        <w:t xml:space="preserve">and</w:t>
+      </w:r>
+      <w:r>
+        <w:t xml:space="preserve"> </w:t>
+      </w:r>
+      <w:r>
+        <w:rPr>
+          <w:rStyle w:val="VerbatimChar"/>
+        </w:rPr>
+        <w:t xml:space="preserve">min_n</w:t>
+      </w:r>
+      <w:r>
+        <w:t xml:space="preserve"> </w:t>
+      </w:r>
+      <w:r>
+        <w:t xml:space="preserve">tuned and permutation-based variable</w:t>
+      </w:r>
+      <w:r>
+        <w:t xml:space="preserve"> </w:t>
+      </w:r>
+      <w:r>
+        <w:t xml:space="preserve">importance enabled.</w:t>
+      </w:r>
+    </w:p>
+    <w:p>
+      <w:pPr>
+        <w:pStyle w:val="Compact"/>
+        <w:numPr>
+          <w:ilvl w:val="0"/>
+          <w:numId w:val="1002"/>
+        </w:numPr>
+      </w:pPr>
+      <w:r>
+        <w:rPr>
+          <w:b/>
+          <w:bCs/>
+        </w:rPr>
+        <w:t xml:space="preserve">XGBoost</w:t>
+      </w:r>
+      <w:r>
+        <w:t xml:space="preserve"> </w:t>
+      </w:r>
+      <w:r>
+        <w:t xml:space="preserve">(</w:t>
+      </w:r>
+      <w:r>
+        <w:rPr>
+          <w:rStyle w:val="VerbatimChar"/>
+        </w:rPr>
+        <w:t xml:space="preserve">xgboost</w:t>
+      </w:r>
+      <w:r>
+        <w:t xml:space="preserve">) — gradient-boosted ensemble with the number of</w:t>
+      </w:r>
+      <w:r>
+        <w:t xml:space="preserve"> </w:t>
+      </w:r>
+      <w:r>
+        <w:t xml:space="preserve">trees, depth, learning rate and</w:t>
+      </w:r>
+      <w:r>
+        <w:t xml:space="preserve"> </w:t>
+      </w:r>
+      <w:r>
+        <w:rPr>
+          <w:rStyle w:val="VerbatimChar"/>
+        </w:rPr>
+        <w:t xml:space="preserve">min_n</w:t>
+      </w:r>
+      <w:r>
+        <w:t xml:space="preserve"> </w:t>
+      </w:r>
+      <w:r>
+        <w:t xml:space="preserve">tuned (skipped automatically if</w:t>
+      </w:r>
+      <w:r>
+        <w:t xml:space="preserve"> </w:t>
+      </w:r>
+      <w:r>
+        <w:t xml:space="preserve">the package is not installed).</w:t>
+      </w:r>
+    </w:p>
+    <w:p>
+      <w:pPr>
+        <w:pStyle w:val="FirstParagraph"/>
+      </w:pPr>
+      <w:r>
+        <w:t xml:space="preserve">Hyperparameters were chosen by 5-fold cross-validation (stratified by body</w:t>
+      </w:r>
+      <w:r>
+        <w:t xml:space="preserve"> </w:t>
+      </w:r>
+      <w:r>
+        <w:t xml:space="preserve">site) on a 75/25 train/test split, with mean and SD of accuracy and</w:t>
+      </w:r>
+      <w:r>
+        <w:t xml:space="preserve"> </w:t>
+      </w:r>
+      <w:r>
+        <w:t xml:space="preserve">macro-AUC reported across folds. The model with the highest CV macro-AUC</w:t>
+      </w:r>
+      <w:r>
+        <w:t xml:space="preserve"> </w:t>
+      </w:r>
+      <w:r>
+        <w:t xml:space="preserve">was refit on the full training set, and the held-out test set was used to</w:t>
+      </w:r>
+      <w:r>
+        <w:t xml:space="preserve"> </w:t>
+      </w:r>
+      <w:r>
+        <w:t xml:space="preserve">report a final confusion matrix, one-vs-rest ROC curves and a</w:t>
+      </w:r>
+      <w:r>
+        <w:t xml:space="preserve"> </w:t>
+      </w:r>
+      <w:r>
+        <w:t xml:space="preserve">permutation-based variable importance ranking. To quantify uncertainty in</w:t>
+      </w:r>
+      <w:r>
+        <w:t xml:space="preserve"> </w:t>
+      </w:r>
+      <w:r>
+        <w:t xml:space="preserve">the test-set performance we additionally computed bootstrap 95% confidence</w:t>
+      </w:r>
+      <w:r>
+        <w:t xml:space="preserve"> </w:t>
+      </w:r>
+      <w:r>
+        <w:t xml:space="preserve">intervals (B = 1000 resamples) on test-set accuracy and macro-AUC.</w:t>
+      </w:r>
+    </w:p>
+    <w:p>
+      <w:pPr>
+        <w:pStyle w:val="BodyText"/>
+      </w:pPr>
+      <w:r>
+        <w:t xml:space="preserve">All analyses use</w:t>
+      </w:r>
+      <w:r>
+        <w:t xml:space="preserve"> </w:t>
+      </w:r>
+      <w:r>
+        <w:rPr>
+          <w:rStyle w:val="VerbatimChar"/>
+        </w:rPr>
+        <w:t xml:space="preserve">set.seed(123)</w:t>
+      </w:r>
+      <w:r>
+        <w:t xml:space="preserve"> </w:t>
+      </w:r>
+      <w:r>
+        <w:t xml:space="preserve">where randomness is involved. The full</w:t>
+      </w:r>
+      <w:r>
+        <w:t xml:space="preserve"> </w:t>
+      </w:r>
+      <w:r>
+        <w:t xml:space="preserve">analysis pipeline is implemented in three files:</w:t>
+      </w:r>
+    </w:p>
+    <w:p>
+      <w:pPr>
+        <w:pStyle w:val="Compact"/>
+        <w:numPr>
+          <w:ilvl w:val="0"/>
+          <w:numId w:val="1003"/>
+        </w:numPr>
+      </w:pPr>
+      <w:r>
+        <w:rPr>
+          <w:rStyle w:val="VerbatimChar"/>
+        </w:rPr>
+        <w:t xml:space="preserve">code/processing-code/processingfile-v1.qmd</w:t>
+      </w:r>
+      <w:r>
+        <w:t xml:space="preserve"> </w:t>
+      </w:r>
+      <w:r>
+        <w:t xml:space="preserve">(processing: downloads HMP</w:t>
+      </w:r>
+      <w:r>
+        <w:t xml:space="preserve"> </w:t>
+      </w:r>
+      <w:r>
+        <w:t xml:space="preserve">via</w:t>
+      </w:r>
+      <w:r>
+        <w:t xml:space="preserve"> </w:t>
+      </w:r>
+      <w:r>
+        <w:rPr>
+          <w:rStyle w:val="VerbatimChar"/>
+        </w:rPr>
+        <w:t xml:space="preserve">HMP16SData::V35()</w:t>
+      </w:r>
+      <w:r>
+        <w:t xml:space="preserve">, filters rare taxa, saves</w:t>
+      </w:r>
+      <w:r>
+        <w:t xml:space="preserve"> </w:t>
+      </w:r>
+      <w:r>
+        <w:rPr>
+          <w:rStyle w:val="VerbatimChar"/>
+        </w:rPr>
+        <w:t xml:space="preserve">ps_filt.rds</w:t>
+      </w:r>
+      <w:r>
+        <w:t xml:space="preserve"> </w:t>
+      </w:r>
+      <w:r>
+        <w:t xml:space="preserve">and</w:t>
+      </w:r>
+      <w:r>
+        <w:t xml:space="preserve"> </w:t>
+      </w:r>
+      <w:r>
+        <w:rPr>
+          <w:rStyle w:val="VerbatimChar"/>
+        </w:rPr>
+        <w:t xml:space="preserve">ps_rel.rds</w:t>
+      </w:r>
+      <w:r>
+        <w:t xml:space="preserve">)</w:t>
+      </w:r>
+    </w:p>
+    <w:p>
+      <w:pPr>
+        <w:pStyle w:val="Compact"/>
+        <w:numPr>
+          <w:ilvl w:val="0"/>
+          <w:numId w:val="1003"/>
+        </w:numPr>
+      </w:pPr>
+      <w:r>
+        <w:rPr>
+          <w:rStyle w:val="VerbatimChar"/>
+        </w:rPr>
+        <w:t xml:space="preserve">code/eda-code/eda.qmd</w:t>
+      </w:r>
+      <w:r>
+        <w:t xml:space="preserve"> </w:t>
+      </w:r>
+      <w:r>
+        <w:t xml:space="preserve">(exploratory data analysis)</w:t>
+      </w:r>
+    </w:p>
+    <w:p>
+      <w:pPr>
+        <w:pStyle w:val="Compact"/>
+        <w:numPr>
+          <w:ilvl w:val="0"/>
+          <w:numId w:val="1003"/>
+        </w:numPr>
+      </w:pPr>
+      <w:r>
+        <w:rPr>
           <w:rStyle w:val="VerbatimChar"/>
         </w:rPr>
         <w:t xml:space="preserve">code/analysis-code/statistical-analysis.R</w:t>
@@ -1475,7 +1913,7 @@
     </w:p>
     <w:bookmarkEnd w:id="27"/>
     <w:bookmarkEnd w:id="28"/>
-    <w:bookmarkStart w:id="67" w:name="results"/>
+    <w:bookmarkStart w:id="81" w:name="results"/>
     <w:p>
       <w:pPr>
         <w:pStyle w:val="Heading1"/>
@@ -4911,7 +5349,7 @@
       </w:tr>
     </w:tbl>
     <w:bookmarkEnd w:id="60"/>
-    <w:bookmarkStart w:id="66" w:name="Xaf524a414a4ce0c0cf963506975d30a73fd5929"/>
+    <w:bookmarkStart w:id="80" w:name="Xaf524a414a4ce0c0cf963506975d30a73fd5929"/>
     <w:p>
       <w:pPr>
         <w:pStyle w:val="Heading2"/>
@@ -4925,13 +5363,13 @@
         <w:pStyle w:val="FirstParagraph"/>
       </w:pPr>
       <w:r>
-        <w:t xml:space="preserve">To complement the descriptive hypothesis tests we also fit a supervised</w:t>
-      </w:r>
-      <w:r>
-        <w:t xml:space="preserve"> </w:t>
-      </w:r>
-      <w:r>
-        <w:t xml:space="preserve">classifier that predicts body site from taxon abundances, using the</w:t>
+        <w:t xml:space="preserve">To complement the descriptive hypothesis tests, we trained a supervised</w:t>
+      </w:r>
+      <w:r>
+        <w:t xml:space="preserve"> </w:t>
+      </w:r>
+      <w:r>
+        <w:t xml:space="preserve">classifier that predicts body site from taxon abundances using</w:t>
       </w:r>
       <w:r>
         <w:t xml:space="preserve"> </w:t>
@@ -4946,81 +5384,39 @@
         <w:t xml:space="preserve"> </w:t>
       </w:r>
       <w:r>
-        <w:t xml:space="preserve">framework</w:t>
-      </w:r>
-      <w:r>
-        <w:t xml:space="preserve"> </w:t>
-      </w:r>
-      <w:r>
         <w:t xml:space="preserve">(14)</w:t>
       </w:r>
       <w:r>
-        <w:t xml:space="preserve">. Features are log(1+x)-transformed</w:t>
-      </w:r>
-      <w:r>
-        <w:t xml:space="preserve"> </w:t>
-      </w:r>
-      <w:r>
-        <w:t xml:space="preserve">counts of the 300 most abundant taxa; data are split 75/25 (stratified by</w:t>
-      </w:r>
-      <w:r>
-        <w:t xml:space="preserve"> </w:t>
-      </w:r>
-      <w:r>
-        <w:t xml:space="preserve">site); hyperparameters for an elastic-net multinomial GLM</w:t>
-      </w:r>
-      <w:r>
-        <w:t xml:space="preserve"> </w:t>
-      </w:r>
-      <w:r>
-        <w:t xml:space="preserve">(</w:t>
-      </w:r>
-      <w:r>
-        <w:rPr>
-          <w:rStyle w:val="VerbatimChar"/>
-        </w:rPr>
-        <w:t xml:space="preserve">glmnet</w:t>
-      </w:r>
-      <w:r>
-        <w:t xml:space="preserve"> </w:t>
-      </w:r>
-      <w:r>
-        <w:t xml:space="preserve">(15)</w:t>
-      </w:r>
-      <w:r>
-        <w:t xml:space="preserve">) and a random forest</w:t>
-      </w:r>
-      <w:r>
-        <w:t xml:space="preserve"> </w:t>
-      </w:r>
-      <w:r>
-        <w:t xml:space="preserve">(</w:t>
-      </w:r>
-      <w:r>
-        <w:rPr>
-          <w:rStyle w:val="VerbatimChar"/>
-        </w:rPr>
-        <w:t xml:space="preserve">ranger</w:t>
-      </w:r>
-      <w:r>
-        <w:t xml:space="preserve"> </w:t>
-      </w:r>
-      <w:r>
-        <w:t xml:space="preserve">(16)</w:t>
-      </w:r>
-      <w:r>
-        <w:t xml:space="preserve">) are tuned with 5-fold cross-validation. Test-set performance is reported in</w:t>
-      </w:r>
-      <w:r>
-        <w:t xml:space="preserve"> </w:t>
-      </w:r>
-      <w:r>
-        <w:t xml:space="preserve">Table</w:t>
-      </w:r>
-      <w:r>
-        <w:t xml:space="preserve"> </w:t>
-      </w:r>
-      <w:hyperlink w:anchor="tbl-ml-test">
+        <w:t xml:space="preserve">. Five candidates — a null baseline, an</w:t>
+      </w:r>
+      <w:r>
+        <w:t xml:space="preserve"> </w:t>
+      </w:r>
+      <w:r>
+        <w:t xml:space="preserve">elastic-net multinomial GLM, a single decision tree, a random forest, and</w:t>
+      </w:r>
+      <w:r>
+        <w:t xml:space="preserve"> </w:t>
+      </w:r>
+      <w:r>
+        <w:t xml:space="preserve">(when available) XGBoost — were tuned by 5-fold cross-validation on the</w:t>
+      </w:r>
+      <w:r>
+        <w:t xml:space="preserve"> </w:t>
+      </w:r>
+      <w:r>
+        <w:t xml:space="preserve">training set. Their cross-validated accuracy and macro-AUC are summarized</w:t>
+      </w:r>
+      <w:r>
+        <w:t xml:space="preserve"> </w:t>
+      </w:r>
+      <w:r>
+        <w:t xml:space="preserve">in Table</w:t>
+      </w:r>
+      <w:r>
+        <w:t xml:space="preserve"> </w:t>
+      </w:r>
+      <w:hyperlink w:anchor="tbl-ml-cv">
         <w:r>
           <w:rPr>
             <w:rStyle w:val="Hyperlink"/>
@@ -5029,18 +5425,15 @@
         </w:r>
       </w:hyperlink>
       <w:r>
-        <w:t xml:space="preserve">, and the confusion matrix for the better-performing model</w:t>
-      </w:r>
-      <w:r>
-        <w:t xml:space="preserve"> </w:t>
-      </w:r>
-      <w:r>
-        <w:t xml:space="preserve">is shown in Figure</w:t>
-      </w:r>
-      <w:r>
-        <w:t xml:space="preserve"> </w:t>
-      </w:r>
-      <w:hyperlink w:anchor="fig-ml-cm">
+        <w:t xml:space="preserve"> </w:t>
+      </w:r>
+      <w:r>
+        <w:t xml:space="preserve">and Figure</w:t>
+      </w:r>
+      <w:r>
+        <w:t xml:space="preserve"> </w:t>
+      </w:r>
+      <w:hyperlink w:anchor="fig-ml-cv">
         <w:r>
           <w:rPr>
             <w:rStyle w:val="Hyperlink"/>
@@ -5049,7 +5442,48 @@
         </w:r>
       </w:hyperlink>
       <w:r>
-        <w:t xml:space="preserve">.</w:t>
+        <w:t xml:space="preserve">. The fold-level error bars in</w:t>
+      </w:r>
+      <w:r>
+        <w:t xml:space="preserve"> </w:t>
+      </w:r>
+      <w:r>
+        <w:t xml:space="preserve">Figure</w:t>
+      </w:r>
+      <w:r>
+        <w:t xml:space="preserve"> </w:t>
+      </w:r>
+      <w:hyperlink w:anchor="fig-ml-cv">
+        <w:r>
+          <w:rPr>
+            <w:rStyle w:val="Hyperlink"/>
+          </w:rPr>
+          <w:t xml:space="preserve">Figure 7</w:t>
+        </w:r>
+      </w:hyperlink>
+      <w:r>
+        <w:t xml:space="preserve"> </w:t>
+      </w:r>
+      <w:r>
+        <w:t xml:space="preserve">illustrate that the random forest and XGBoost ensembles</w:t>
+      </w:r>
+      <w:r>
+        <w:t xml:space="preserve"> </w:t>
+      </w:r>
+      <w:r>
+        <w:t xml:space="preserve">not only have higher mean performance than the null baseline and the single</w:t>
+      </w:r>
+      <w:r>
+        <w:t xml:space="preserve"> </w:t>
+      </w:r>
+      <w:r>
+        <w:t xml:space="preserve">tree, but also smaller cross-fold variance — a typical bias-variance</w:t>
+      </w:r>
+      <w:r>
+        <w:t xml:space="preserve"> </w:t>
+      </w:r>
+      <w:r>
+        <w:t xml:space="preserve">trade-off pattern.</w:t>
       </w:r>
     </w:p>
     <w:tbl>
@@ -5065,7 +5499,7 @@
       <w:tr>
         <w:tc>
           <w:tcPr/>
-          <w:bookmarkStart w:id="61" w:name="tbl-ml-test"/>
+          <w:bookmarkStart w:id="61" w:name="tbl-ml-cv"/>
           <w:p>
             <w:pPr>
               <w:jc w:val="center"/>
@@ -5076,7 +5510,7 @@
               <w:pStyle w:val="ImageCaption"/>
             </w:pPr>
             <w:r>
-              <w:t xml:space="preserve">Table 5: Held-out test-set performance for the two tuned classifiers.</w:t>
+              <w:t xml:space="preserve">Table 5: Five-fold cross-validation performance on the training set, for the best hyperparameter setting per model.</w:t>
             </w:r>
           </w:p>
           <w:tbl>
@@ -5114,37 +5548,37 @@
                 <w:p>
                   <w:pPr>
                     <w:pStyle w:val="Compact"/>
-                    <w:jc w:val="left"/>
-                    <w:jc w:val="center"/>
-                  </w:pPr>
-                  <w:r>
-                    <w:t xml:space="preserve">.estimator</w:t>
-                  </w:r>
-                </w:p>
-              </w:tc>
-              <w:tc>
-                <w:tcPr/>
-                <w:p>
-                  <w:pPr>
-                    <w:pStyle w:val="Compact"/>
-                    <w:jc w:val="right"/>
-                    <w:jc w:val="center"/>
-                  </w:pPr>
-                  <w:r>
-                    <w:t xml:space="preserve">.estimate</w:t>
-                  </w:r>
-                </w:p>
-              </w:tc>
-              <w:tc>
-                <w:tcPr/>
-                <w:p>
-                  <w:pPr>
-                    <w:pStyle w:val="Compact"/>
-                    <w:jc w:val="left"/>
-                    <w:jc w:val="center"/>
-                  </w:pPr>
-                  <w:r>
-                    <w:t xml:space="preserve">.config</w:t>
+                    <w:jc w:val="right"/>
+                    <w:jc w:val="center"/>
+                  </w:pPr>
+                  <w:r>
+                    <w:t xml:space="preserve">mean</w:t>
+                  </w:r>
+                </w:p>
+              </w:tc>
+              <w:tc>
+                <w:tcPr/>
+                <w:p>
+                  <w:pPr>
+                    <w:pStyle w:val="Compact"/>
+                    <w:jc w:val="right"/>
+                    <w:jc w:val="center"/>
+                  </w:pPr>
+                  <w:r>
+                    <w:t xml:space="preserve">sd</w:t>
+                  </w:r>
+                </w:p>
+              </w:tc>
+              <w:tc>
+                <w:tcPr/>
+                <w:p>
+                  <w:pPr>
+                    <w:pStyle w:val="Compact"/>
+                    <w:jc w:val="right"/>
+                    <w:jc w:val="center"/>
+                  </w:pPr>
+                  <w:r>
+                    <w:t xml:space="preserve">n</w:t>
                   </w:r>
                 </w:p>
               </w:tc>
@@ -5181,50 +5615,50 @@
                 <w:p>
                   <w:pPr>
                     <w:pStyle w:val="Compact"/>
+                    <w:jc w:val="right"/>
+                    <w:jc w:val="center"/>
+                  </w:pPr>
+                  <w:r>
+                    <w:t xml:space="preserve">0.208</w:t>
+                  </w:r>
+                </w:p>
+              </w:tc>
+              <w:tc>
+                <w:tcPr/>
+                <w:p>
+                  <w:pPr>
+                    <w:pStyle w:val="Compact"/>
+                    <w:jc w:val="right"/>
+                    <w:jc w:val="center"/>
+                  </w:pPr>
+                  <w:r>
+                    <w:t xml:space="preserve">0.002</w:t>
+                  </w:r>
+                </w:p>
+              </w:tc>
+              <w:tc>
+                <w:tcPr/>
+                <w:p>
+                  <w:pPr>
+                    <w:pStyle w:val="Compact"/>
+                    <w:jc w:val="right"/>
+                    <w:jc w:val="center"/>
+                  </w:pPr>
+                  <w:r>
+                    <w:t xml:space="preserve">5</w:t>
+                  </w:r>
+                </w:p>
+              </w:tc>
+              <w:tc>
+                <w:tcPr/>
+                <w:p>
+                  <w:pPr>
+                    <w:pStyle w:val="Compact"/>
                     <w:jc w:val="left"/>
                     <w:jc w:val="center"/>
                   </w:pPr>
                   <w:r>
-                    <w:t xml:space="preserve">multiclass</w:t>
-                  </w:r>
-                </w:p>
-              </w:tc>
-              <w:tc>
-                <w:tcPr/>
-                <w:p>
-                  <w:pPr>
-                    <w:pStyle w:val="Compact"/>
-                    <w:jc w:val="right"/>
-                    <w:jc w:val="center"/>
-                  </w:pPr>
-                  <w:r>
-                    <w:t xml:space="preserve">0.944</w:t>
-                  </w:r>
-                </w:p>
-              </w:tc>
-              <w:tc>
-                <w:tcPr/>
-                <w:p>
-                  <w:pPr>
-                    <w:pStyle w:val="Compact"/>
-                    <w:jc w:val="left"/>
-                    <w:jc w:val="center"/>
-                  </w:pPr>
-                  <w:r>
-                    <w:t xml:space="preserve">pre0_mod0_post0</w:t>
-                  </w:r>
-                </w:p>
-              </w:tc>
-              <w:tc>
-                <w:tcPr/>
-                <w:p>
-                  <w:pPr>
-                    <w:pStyle w:val="Compact"/>
-                    <w:jc w:val="left"/>
-                    <w:jc w:val="center"/>
-                  </w:pPr>
-                  <w:r>
-                    <w:t xml:space="preserve">multinom_glmnet</w:t>
+                    <w:t xml:space="preserve">null</w:t>
                   </w:r>
                 </w:p>
               </w:tc>
@@ -5248,50 +5682,50 @@
                 <w:p>
                   <w:pPr>
                     <w:pStyle w:val="Compact"/>
+                    <w:jc w:val="right"/>
+                    <w:jc w:val="center"/>
+                  </w:pPr>
+                  <w:r>
+                    <w:t xml:space="preserve">0.500</w:t>
+                  </w:r>
+                </w:p>
+              </w:tc>
+              <w:tc>
+                <w:tcPr/>
+                <w:p>
+                  <w:pPr>
+                    <w:pStyle w:val="Compact"/>
+                    <w:jc w:val="right"/>
+                    <w:jc w:val="center"/>
+                  </w:pPr>
+                  <w:r>
+                    <w:t xml:space="preserve">0.000</w:t>
+                  </w:r>
+                </w:p>
+              </w:tc>
+              <w:tc>
+                <w:tcPr/>
+                <w:p>
+                  <w:pPr>
+                    <w:pStyle w:val="Compact"/>
+                    <w:jc w:val="right"/>
+                    <w:jc w:val="center"/>
+                  </w:pPr>
+                  <w:r>
+                    <w:t xml:space="preserve">5</w:t>
+                  </w:r>
+                </w:p>
+              </w:tc>
+              <w:tc>
+                <w:tcPr/>
+                <w:p>
+                  <w:pPr>
+                    <w:pStyle w:val="Compact"/>
                     <w:jc w:val="left"/>
                     <w:jc w:val="center"/>
                   </w:pPr>
                   <w:r>
-                    <w:t xml:space="preserve">hand_till</w:t>
-                  </w:r>
-                </w:p>
-              </w:tc>
-              <w:tc>
-                <w:tcPr/>
-                <w:p>
-                  <w:pPr>
-                    <w:pStyle w:val="Compact"/>
-                    <w:jc w:val="right"/>
-                    <w:jc w:val="center"/>
-                  </w:pPr>
-                  <w:r>
-                    <w:t xml:space="preserve">0.992</w:t>
-                  </w:r>
-                </w:p>
-              </w:tc>
-              <w:tc>
-                <w:tcPr/>
-                <w:p>
-                  <w:pPr>
-                    <w:pStyle w:val="Compact"/>
-                    <w:jc w:val="left"/>
-                    <w:jc w:val="center"/>
-                  </w:pPr>
-                  <w:r>
-                    <w:t xml:space="preserve">pre0_mod0_post0</w:t>
-                  </w:r>
-                </w:p>
-              </w:tc>
-              <w:tc>
-                <w:tcPr/>
-                <w:p>
-                  <w:pPr>
-                    <w:pStyle w:val="Compact"/>
-                    <w:jc w:val="left"/>
-                    <w:jc w:val="center"/>
-                  </w:pPr>
-                  <w:r>
-                    <w:t xml:space="preserve">multinom_glmnet</w:t>
+                    <w:t xml:space="preserve">null</w:t>
                   </w:r>
                 </w:p>
               </w:tc>
@@ -5315,50 +5749,50 @@
                 <w:p>
                   <w:pPr>
                     <w:pStyle w:val="Compact"/>
+                    <w:jc w:val="right"/>
+                    <w:jc w:val="center"/>
+                  </w:pPr>
+                  <w:r>
+                    <w:t xml:space="preserve">0.966</w:t>
+                  </w:r>
+                </w:p>
+              </w:tc>
+              <w:tc>
+                <w:tcPr/>
+                <w:p>
+                  <w:pPr>
+                    <w:pStyle w:val="Compact"/>
+                    <w:jc w:val="right"/>
+                    <w:jc w:val="center"/>
+                  </w:pPr>
+                  <w:r>
+                    <w:t xml:space="preserve">0.009</w:t>
+                  </w:r>
+                </w:p>
+              </w:tc>
+              <w:tc>
+                <w:tcPr/>
+                <w:p>
+                  <w:pPr>
+                    <w:pStyle w:val="Compact"/>
+                    <w:jc w:val="right"/>
+                    <w:jc w:val="center"/>
+                  </w:pPr>
+                  <w:r>
+                    <w:t xml:space="preserve">5</w:t>
+                  </w:r>
+                </w:p>
+              </w:tc>
+              <w:tc>
+                <w:tcPr/>
+                <w:p>
+                  <w:pPr>
+                    <w:pStyle w:val="Compact"/>
                     <w:jc w:val="left"/>
                     <w:jc w:val="center"/>
                   </w:pPr>
                   <w:r>
-                    <w:t xml:space="preserve">multiclass</w:t>
-                  </w:r>
-                </w:p>
-              </w:tc>
-              <w:tc>
-                <w:tcPr/>
-                <w:p>
-                  <w:pPr>
-                    <w:pStyle w:val="Compact"/>
-                    <w:jc w:val="right"/>
-                    <w:jc w:val="center"/>
-                  </w:pPr>
-                  <w:r>
-                    <w:t xml:space="preserve">0.952</w:t>
-                  </w:r>
-                </w:p>
-              </w:tc>
-              <w:tc>
-                <w:tcPr/>
-                <w:p>
-                  <w:pPr>
-                    <w:pStyle w:val="Compact"/>
-                    <w:jc w:val="left"/>
-                    <w:jc w:val="center"/>
-                  </w:pPr>
-                  <w:r>
-                    <w:t xml:space="preserve">pre0_mod0_post0</w:t>
-                  </w:r>
-                </w:p>
-              </w:tc>
-              <w:tc>
-                <w:tcPr/>
-                <w:p>
-                  <w:pPr>
-                    <w:pStyle w:val="Compact"/>
-                    <w:jc w:val="left"/>
-                    <w:jc w:val="center"/>
-                  </w:pPr>
-                  <w:r>
-                    <w:t xml:space="preserve">random_forest</w:t>
+                    <w:t xml:space="preserve">multinom_glmnet</w:t>
                   </w:r>
                 </w:p>
               </w:tc>
@@ -5382,27 +5816,55 @@
                 <w:p>
                   <w:pPr>
                     <w:pStyle w:val="Compact"/>
+                    <w:jc w:val="right"/>
+                    <w:jc w:val="center"/>
+                  </w:pPr>
+                  <w:r>
+                    <w:t xml:space="preserve">0.996</w:t>
+                  </w:r>
+                </w:p>
+              </w:tc>
+              <w:tc>
+                <w:tcPr/>
+                <w:p>
+                  <w:pPr>
+                    <w:pStyle w:val="Compact"/>
+                    <w:jc w:val="right"/>
+                    <w:jc w:val="center"/>
+                  </w:pPr>
+                  <w:r>
+                    <w:t xml:space="preserve">0.005</w:t>
+                  </w:r>
+                </w:p>
+              </w:tc>
+              <w:tc>
+                <w:tcPr/>
+                <w:p>
+                  <w:pPr>
+                    <w:pStyle w:val="Compact"/>
+                    <w:jc w:val="right"/>
+                    <w:jc w:val="center"/>
+                  </w:pPr>
+                  <w:r>
+                    <w:t xml:space="preserve">5</w:t>
+                  </w:r>
+                </w:p>
+              </w:tc>
+              <w:tc>
+                <w:tcPr/>
+                <w:p>
+                  <w:pPr>
+                    <w:pStyle w:val="Compact"/>
                     <w:jc w:val="left"/>
                     <w:jc w:val="center"/>
                   </w:pPr>
                   <w:r>
-                    <w:t xml:space="preserve">hand_till</w:t>
-                  </w:r>
-                </w:p>
-              </w:tc>
-              <w:tc>
-                <w:tcPr/>
-                <w:p>
-                  <w:pPr>
-                    <w:pStyle w:val="Compact"/>
-                    <w:jc w:val="right"/>
-                    <w:jc w:val="center"/>
-                  </w:pPr>
-                  <w:r>
-                    <w:t xml:space="preserve">0.994</w:t>
-                  </w:r>
-                </w:p>
-              </w:tc>
+                    <w:t xml:space="preserve">multinom_glmnet</w:t>
+                  </w:r>
+                </w:p>
+              </w:tc>
+            </w:tr>
+            <w:tr>
               <w:tc>
                 <w:tcPr/>
                 <w:p>
@@ -5412,7 +5874,247 @@
                     <w:jc w:val="center"/>
                   </w:pPr>
                   <w:r>
-                    <w:t xml:space="preserve">pre0_mod0_post0</w:t>
+                    <w:t xml:space="preserve">accuracy</w:t>
+                  </w:r>
+                </w:p>
+              </w:tc>
+              <w:tc>
+                <w:tcPr/>
+                <w:p>
+                  <w:pPr>
+                    <w:pStyle w:val="Compact"/>
+                    <w:jc w:val="right"/>
+                    <w:jc w:val="center"/>
+                  </w:pPr>
+                  <w:r>
+                    <w:t xml:space="preserve">0.876</w:t>
+                  </w:r>
+                </w:p>
+              </w:tc>
+              <w:tc>
+                <w:tcPr/>
+                <w:p>
+                  <w:pPr>
+                    <w:pStyle w:val="Compact"/>
+                    <w:jc w:val="right"/>
+                    <w:jc w:val="center"/>
+                  </w:pPr>
+                  <w:r>
+                    <w:t xml:space="preserve">0.014</w:t>
+                  </w:r>
+                </w:p>
+              </w:tc>
+              <w:tc>
+                <w:tcPr/>
+                <w:p>
+                  <w:pPr>
+                    <w:pStyle w:val="Compact"/>
+                    <w:jc w:val="right"/>
+                    <w:jc w:val="center"/>
+                  </w:pPr>
+                  <w:r>
+                    <w:t xml:space="preserve">5</w:t>
+                  </w:r>
+                </w:p>
+              </w:tc>
+              <w:tc>
+                <w:tcPr/>
+                <w:p>
+                  <w:pPr>
+                    <w:pStyle w:val="Compact"/>
+                    <w:jc w:val="left"/>
+                    <w:jc w:val="center"/>
+                  </w:pPr>
+                  <w:r>
+                    <w:t xml:space="preserve">decision_tree</w:t>
+                  </w:r>
+                </w:p>
+              </w:tc>
+            </w:tr>
+            <w:tr>
+              <w:tc>
+                <w:tcPr/>
+                <w:p>
+                  <w:pPr>
+                    <w:pStyle w:val="Compact"/>
+                    <w:jc w:val="left"/>
+                    <w:jc w:val="center"/>
+                  </w:pPr>
+                  <w:r>
+                    <w:t xml:space="preserve">roc_auc</w:t>
+                  </w:r>
+                </w:p>
+              </w:tc>
+              <w:tc>
+                <w:tcPr/>
+                <w:p>
+                  <w:pPr>
+                    <w:pStyle w:val="Compact"/>
+                    <w:jc w:val="right"/>
+                    <w:jc w:val="center"/>
+                  </w:pPr>
+                  <w:r>
+                    <w:t xml:space="preserve">0.961</w:t>
+                  </w:r>
+                </w:p>
+              </w:tc>
+              <w:tc>
+                <w:tcPr/>
+                <w:p>
+                  <w:pPr>
+                    <w:pStyle w:val="Compact"/>
+                    <w:jc w:val="right"/>
+                    <w:jc w:val="center"/>
+                  </w:pPr>
+                  <w:r>
+                    <w:t xml:space="preserve">0.011</w:t>
+                  </w:r>
+                </w:p>
+              </w:tc>
+              <w:tc>
+                <w:tcPr/>
+                <w:p>
+                  <w:pPr>
+                    <w:pStyle w:val="Compact"/>
+                    <w:jc w:val="right"/>
+                    <w:jc w:val="center"/>
+                  </w:pPr>
+                  <w:r>
+                    <w:t xml:space="preserve">5</w:t>
+                  </w:r>
+                </w:p>
+              </w:tc>
+              <w:tc>
+                <w:tcPr/>
+                <w:p>
+                  <w:pPr>
+                    <w:pStyle w:val="Compact"/>
+                    <w:jc w:val="left"/>
+                    <w:jc w:val="center"/>
+                  </w:pPr>
+                  <w:r>
+                    <w:t xml:space="preserve">decision_tree</w:t>
+                  </w:r>
+                </w:p>
+              </w:tc>
+            </w:tr>
+            <w:tr>
+              <w:tc>
+                <w:tcPr/>
+                <w:p>
+                  <w:pPr>
+                    <w:pStyle w:val="Compact"/>
+                    <w:jc w:val="left"/>
+                    <w:jc w:val="center"/>
+                  </w:pPr>
+                  <w:r>
+                    <w:t xml:space="preserve">accuracy</w:t>
+                  </w:r>
+                </w:p>
+              </w:tc>
+              <w:tc>
+                <w:tcPr/>
+                <w:p>
+                  <w:pPr>
+                    <w:pStyle w:val="Compact"/>
+                    <w:jc w:val="right"/>
+                    <w:jc w:val="center"/>
+                  </w:pPr>
+                  <w:r>
+                    <w:t xml:space="preserve">0.962</w:t>
+                  </w:r>
+                </w:p>
+              </w:tc>
+              <w:tc>
+                <w:tcPr/>
+                <w:p>
+                  <w:pPr>
+                    <w:pStyle w:val="Compact"/>
+                    <w:jc w:val="right"/>
+                    <w:jc w:val="center"/>
+                  </w:pPr>
+                  <w:r>
+                    <w:t xml:space="preserve">0.014</w:t>
+                  </w:r>
+                </w:p>
+              </w:tc>
+              <w:tc>
+                <w:tcPr/>
+                <w:p>
+                  <w:pPr>
+                    <w:pStyle w:val="Compact"/>
+                    <w:jc w:val="right"/>
+                    <w:jc w:val="center"/>
+                  </w:pPr>
+                  <w:r>
+                    <w:t xml:space="preserve">5</w:t>
+                  </w:r>
+                </w:p>
+              </w:tc>
+              <w:tc>
+                <w:tcPr/>
+                <w:p>
+                  <w:pPr>
+                    <w:pStyle w:val="Compact"/>
+                    <w:jc w:val="left"/>
+                    <w:jc w:val="center"/>
+                  </w:pPr>
+                  <w:r>
+                    <w:t xml:space="preserve">random_forest</w:t>
+                  </w:r>
+                </w:p>
+              </w:tc>
+            </w:tr>
+            <w:tr>
+              <w:tc>
+                <w:tcPr/>
+                <w:p>
+                  <w:pPr>
+                    <w:pStyle w:val="Compact"/>
+                    <w:jc w:val="left"/>
+                    <w:jc w:val="center"/>
+                  </w:pPr>
+                  <w:r>
+                    <w:t xml:space="preserve">roc_auc</w:t>
+                  </w:r>
+                </w:p>
+              </w:tc>
+              <w:tc>
+                <w:tcPr/>
+                <w:p>
+                  <w:pPr>
+                    <w:pStyle w:val="Compact"/>
+                    <w:jc w:val="right"/>
+                    <w:jc w:val="center"/>
+                  </w:pPr>
+                  <w:r>
+                    <w:t xml:space="preserve">0.996</w:t>
+                  </w:r>
+                </w:p>
+              </w:tc>
+              <w:tc>
+                <w:tcPr/>
+                <w:p>
+                  <w:pPr>
+                    <w:pStyle w:val="Compact"/>
+                    <w:jc w:val="right"/>
+                    <w:jc w:val="center"/>
+                  </w:pPr>
+                  <w:r>
+                    <w:t xml:space="preserve">0.002</w:t>
+                  </w:r>
+                </w:p>
+              </w:tc>
+              <w:tc>
+                <w:tcPr/>
+                <w:p>
+                  <w:pPr>
+                    <w:pStyle w:val="Compact"/>
+                    <w:jc w:val="right"/>
+                    <w:jc w:val="center"/>
+                  </w:pPr>
+                  <w:r>
+                    <w:t xml:space="preserve">5</w:t>
                   </w:r>
                 </w:p>
               </w:tc>
@@ -5449,7 +6151,1194 @@
       <w:tr>
         <w:tc>
           <w:tcPr/>
-          <w:bookmarkStart w:id="65" w:name="fig-ml-cm"/>
+          <w:bookmarkStart w:id="65" w:name="fig-ml-cv"/>
+          <w:p>
+            <w:pPr>
+              <w:pStyle w:val="Compact"/>
+              <w:jc w:val="center"/>
+            </w:pPr>
+            <w:r>
+              <w:drawing>
+                <wp:inline>
+                  <wp:extent cx="5334000" cy="2963333"/>
+                  <wp:effectExtent b="0" l="0" r="0" t="0"/>
+                  <wp:docPr descr="" title="" id="63" name="Picture"/>
+                  <a:graphic>
+                    <a:graphicData uri="http://schemas.openxmlformats.org/drawingml/2006/picture">
+                      <pic:pic>
+                        <pic:nvPicPr>
+                          <pic:cNvPr descr="../../results/figures/ml_cv_comparison.png" id="64" name="Picture"/>
+                          <pic:cNvPicPr>
+                            <a:picLocks noChangeArrowheads="1" noChangeAspect="1"/>
+                          </pic:cNvPicPr>
+                        </pic:nvPicPr>
+                        <pic:blipFill>
+                          <a:blip r:embed="rId62"/>
+                          <a:stretch>
+                            <a:fillRect/>
+                          </a:stretch>
+                        </pic:blipFill>
+                        <pic:spPr bwMode="auto">
+                          <a:xfrm>
+                            <a:off x="0" y="0"/>
+                            <a:ext cx="5334000" cy="2963333"/>
+                          </a:xfrm>
+                          <a:prstGeom prst="rect">
+                            <a:avLst/>
+                          </a:prstGeom>
+                          <a:noFill/>
+                          <a:ln w="9525">
+                            <a:noFill/>
+                            <a:headEnd/>
+                            <a:tailEnd/>
+                          </a:ln>
+                        </pic:spPr>
+                      </pic:pic>
+                    </a:graphicData>
+                  </a:graphic>
+                </wp:inline>
+              </w:drawing>
+            </w:r>
+          </w:p>
+          <w:p>
+            <w:pPr>
+              <w:jc w:val="center"/>
+            </w:pPr>
+            <w:pPr>
+              <w:jc w:val="left"/>
+              <w:spacing w:before="200"/>
+              <w:pStyle w:val="ImageCaption"/>
+            </w:pPr>
+            <w:r>
+              <w:t xml:space="preserve">Figure 7: Cross-validation comparison of the five candidate models. Points are mean across the 5 folds, error bars are +/- 1 SD across folds.</w:t>
+            </w:r>
+          </w:p>
+          <w:bookmarkEnd w:id="65"/>
+        </w:tc>
+      </w:tr>
+    </w:tbl>
+    <w:p>
+      <w:pPr>
+        <w:pStyle w:val="BodyText"/>
+      </w:pPr>
+      <w:r>
+        <w:t xml:space="preserve">The model with the highest CV macro-AUC was refit on the full training set</w:t>
+      </w:r>
+      <w:r>
+        <w:t xml:space="preserve"> </w:t>
+      </w:r>
+      <w:r>
+        <w:t xml:space="preserve">and evaluated on the held-out test set; Table</w:t>
+      </w:r>
+      <w:r>
+        <w:t xml:space="preserve"> </w:t>
+      </w:r>
+      <w:hyperlink w:anchor="tbl-ml-test">
+        <w:r>
+          <w:rPr>
+            <w:rStyle w:val="Hyperlink"/>
+          </w:rPr>
+          <w:t xml:space="preserve">Table 6</w:t>
+        </w:r>
+      </w:hyperlink>
+      <w:r>
+        <w:t xml:space="preserve"> </w:t>
+      </w:r>
+      <w:r>
+        <w:t xml:space="preserve">reports the</w:t>
+      </w:r>
+      <w:r>
+        <w:t xml:space="preserve"> </w:t>
+      </w:r>
+      <w:r>
+        <w:t xml:space="preserve">test-set point estimates for every candidate (so the reader can see that</w:t>
+      </w:r>
+      <w:r>
+        <w:t xml:space="preserve"> </w:t>
+      </w:r>
+      <w:r>
+        <w:t xml:space="preserve">the winner generalizes), and Table</w:t>
+      </w:r>
+      <w:r>
+        <w:t xml:space="preserve"> </w:t>
+      </w:r>
+      <w:hyperlink w:anchor="tbl-ml-uncert">
+        <w:r>
+          <w:rPr>
+            <w:rStyle w:val="Hyperlink"/>
+          </w:rPr>
+          <w:t xml:space="preserve">Table 7</w:t>
+        </w:r>
+      </w:hyperlink>
+      <w:r>
+        <w:t xml:space="preserve"> </w:t>
+      </w:r>
+      <w:r>
+        <w:t xml:space="preserve">reports bootstrap 95%</w:t>
+      </w:r>
+      <w:r>
+        <w:t xml:space="preserve"> </w:t>
+      </w:r>
+      <w:r>
+        <w:t xml:space="preserve">confidence intervals (B = 1000) for the winning model’s test accuracy and</w:t>
+      </w:r>
+      <w:r>
+        <w:t xml:space="preserve"> </w:t>
+      </w:r>
+      <w:r>
+        <w:t xml:space="preserve">macro-AUC.</w:t>
+      </w:r>
+    </w:p>
+    <w:tbl>
+      <w:tblPr>
+        <w:tblStyle w:val="Table"/>
+        <w:tblW w:type="pct" w:w="5000"/>
+        <w:tblLayout w:type="fixed"/>
+        <w:tblLook w:firstRow="0" w:lastRow="0" w:firstColumn="0" w:lastColumn="0" w:noHBand="0" w:noVBand="0" w:val="0000"/>
+      </w:tblPr>
+      <w:tblGrid>
+        <w:gridCol w:w="7920"/>
+      </w:tblGrid>
+      <w:tr>
+        <w:tc>
+          <w:tcPr/>
+          <w:bookmarkStart w:id="66" w:name="tbl-ml-test"/>
+          <w:p>
+            <w:pPr>
+              <w:jc w:val="center"/>
+            </w:pPr>
+            <w:pPr>
+              <w:jc w:val="left"/>
+              <w:spacing w:before="200"/>
+              <w:pStyle w:val="ImageCaption"/>
+            </w:pPr>
+            <w:r>
+              <w:t xml:space="preserve">Table 6: Held-out test-set performance for every candidate model (point estimates).</w:t>
+            </w:r>
+          </w:p>
+          <w:tbl>
+            <w:tblPr>
+              <w:tblStyle w:val="Table"/>
+              <w:tblW w:type="auto" w:w="0"/>
+              <w:tblLook w:firstRow="1" w:lastRow="0" w:firstColumn="0" w:lastColumn="0" w:noHBand="0" w:noVBand="0" w:val="0020"/>
+            </w:tblPr>
+            <w:tblGrid>
+              <w:gridCol w:w="1584"/>
+              <w:gridCol w:w="1584"/>
+              <w:gridCol w:w="1584"/>
+              <w:gridCol w:w="1584"/>
+              <w:gridCol w:w="1584"/>
+            </w:tblGrid>
+            <w:tr>
+              <w:trPr>
+                <w:tblHeader w:val="on"/>
+              </w:trPr>
+              <w:tc>
+                <w:tcPr/>
+                <w:p>
+                  <w:pPr>
+                    <w:pStyle w:val="Compact"/>
+                    <w:jc w:val="left"/>
+                    <w:jc w:val="center"/>
+                  </w:pPr>
+                  <w:r>
+                    <w:t xml:space="preserve">.metric</w:t>
+                  </w:r>
+                </w:p>
+              </w:tc>
+              <w:tc>
+                <w:tcPr/>
+                <w:p>
+                  <w:pPr>
+                    <w:pStyle w:val="Compact"/>
+                    <w:jc w:val="left"/>
+                    <w:jc w:val="center"/>
+                  </w:pPr>
+                  <w:r>
+                    <w:t xml:space="preserve">.estimator</w:t>
+                  </w:r>
+                </w:p>
+              </w:tc>
+              <w:tc>
+                <w:tcPr/>
+                <w:p>
+                  <w:pPr>
+                    <w:pStyle w:val="Compact"/>
+                    <w:jc w:val="right"/>
+                    <w:jc w:val="center"/>
+                  </w:pPr>
+                  <w:r>
+                    <w:t xml:space="preserve">.estimate</w:t>
+                  </w:r>
+                </w:p>
+              </w:tc>
+              <w:tc>
+                <w:tcPr/>
+                <w:p>
+                  <w:pPr>
+                    <w:pStyle w:val="Compact"/>
+                    <w:jc w:val="left"/>
+                    <w:jc w:val="center"/>
+                  </w:pPr>
+                  <w:r>
+                    <w:t xml:space="preserve">.config</w:t>
+                  </w:r>
+                </w:p>
+              </w:tc>
+              <w:tc>
+                <w:tcPr/>
+                <w:p>
+                  <w:pPr>
+                    <w:pStyle w:val="Compact"/>
+                    <w:jc w:val="left"/>
+                    <w:jc w:val="center"/>
+                  </w:pPr>
+                  <w:r>
+                    <w:t xml:space="preserve">model</w:t>
+                  </w:r>
+                </w:p>
+              </w:tc>
+            </w:tr>
+            <w:tr>
+              <w:tc>
+                <w:tcPr/>
+                <w:p>
+                  <w:pPr>
+                    <w:pStyle w:val="Compact"/>
+                    <w:jc w:val="left"/>
+                    <w:jc w:val="center"/>
+                  </w:pPr>
+                  <w:r>
+                    <w:t xml:space="preserve">accuracy</w:t>
+                  </w:r>
+                </w:p>
+              </w:tc>
+              <w:tc>
+                <w:tcPr/>
+                <w:p>
+                  <w:pPr>
+                    <w:pStyle w:val="Compact"/>
+                    <w:jc w:val="left"/>
+                    <w:jc w:val="center"/>
+                  </w:pPr>
+                  <w:r>
+                    <w:t xml:space="preserve">multiclass</w:t>
+                  </w:r>
+                </w:p>
+              </w:tc>
+              <w:tc>
+                <w:tcPr/>
+                <w:p>
+                  <w:pPr>
+                    <w:pStyle w:val="Compact"/>
+                    <w:jc w:val="right"/>
+                    <w:jc w:val="center"/>
+                  </w:pPr>
+                  <w:r>
+                    <w:t xml:space="preserve">0.208</w:t>
+                  </w:r>
+                </w:p>
+              </w:tc>
+              <w:tc>
+                <w:tcPr/>
+                <w:p>
+                  <w:pPr>
+                    <w:pStyle w:val="Compact"/>
+                    <w:jc w:val="left"/>
+                    <w:jc w:val="center"/>
+                  </w:pPr>
+                  <w:r>
+                    <w:t xml:space="preserve">pre0_mod0_post0</w:t>
+                  </w:r>
+                </w:p>
+              </w:tc>
+              <w:tc>
+                <w:tcPr/>
+                <w:p>
+                  <w:pPr>
+                    <w:pStyle w:val="Compact"/>
+                    <w:jc w:val="left"/>
+                    <w:jc w:val="center"/>
+                  </w:pPr>
+                  <w:r>
+                    <w:t xml:space="preserve">null</w:t>
+                  </w:r>
+                </w:p>
+              </w:tc>
+            </w:tr>
+            <w:tr>
+              <w:tc>
+                <w:tcPr/>
+                <w:p>
+                  <w:pPr>
+                    <w:pStyle w:val="Compact"/>
+                    <w:jc w:val="left"/>
+                    <w:jc w:val="center"/>
+                  </w:pPr>
+                  <w:r>
+                    <w:t xml:space="preserve">roc_auc</w:t>
+                  </w:r>
+                </w:p>
+              </w:tc>
+              <w:tc>
+                <w:tcPr/>
+                <w:p>
+                  <w:pPr>
+                    <w:pStyle w:val="Compact"/>
+                    <w:jc w:val="left"/>
+                    <w:jc w:val="center"/>
+                  </w:pPr>
+                  <w:r>
+                    <w:t xml:space="preserve">hand_till</w:t>
+                  </w:r>
+                </w:p>
+              </w:tc>
+              <w:tc>
+                <w:tcPr/>
+                <w:p>
+                  <w:pPr>
+                    <w:pStyle w:val="Compact"/>
+                    <w:jc w:val="right"/>
+                    <w:jc w:val="center"/>
+                  </w:pPr>
+                  <w:r>
+                    <w:t xml:space="preserve">0.500</w:t>
+                  </w:r>
+                </w:p>
+              </w:tc>
+              <w:tc>
+                <w:tcPr/>
+                <w:p>
+                  <w:pPr>
+                    <w:pStyle w:val="Compact"/>
+                    <w:jc w:val="left"/>
+                    <w:jc w:val="center"/>
+                  </w:pPr>
+                  <w:r>
+                    <w:t xml:space="preserve">pre0_mod0_post0</w:t>
+                  </w:r>
+                </w:p>
+              </w:tc>
+              <w:tc>
+                <w:tcPr/>
+                <w:p>
+                  <w:pPr>
+                    <w:pStyle w:val="Compact"/>
+                    <w:jc w:val="left"/>
+                    <w:jc w:val="center"/>
+                  </w:pPr>
+                  <w:r>
+                    <w:t xml:space="preserve">null</w:t>
+                  </w:r>
+                </w:p>
+              </w:tc>
+            </w:tr>
+            <w:tr>
+              <w:tc>
+                <w:tcPr/>
+                <w:p>
+                  <w:pPr>
+                    <w:pStyle w:val="Compact"/>
+                    <w:jc w:val="left"/>
+                    <w:jc w:val="center"/>
+                  </w:pPr>
+                  <w:r>
+                    <w:t xml:space="preserve">accuracy</w:t>
+                  </w:r>
+                </w:p>
+              </w:tc>
+              <w:tc>
+                <w:tcPr/>
+                <w:p>
+                  <w:pPr>
+                    <w:pStyle w:val="Compact"/>
+                    <w:jc w:val="left"/>
+                    <w:jc w:val="center"/>
+                  </w:pPr>
+                  <w:r>
+                    <w:t xml:space="preserve">multiclass</w:t>
+                  </w:r>
+                </w:p>
+              </w:tc>
+              <w:tc>
+                <w:tcPr/>
+                <w:p>
+                  <w:pPr>
+                    <w:pStyle w:val="Compact"/>
+                    <w:jc w:val="right"/>
+                    <w:jc w:val="center"/>
+                  </w:pPr>
+                  <w:r>
+                    <w:t xml:space="preserve">0.967</w:t>
+                  </w:r>
+                </w:p>
+              </w:tc>
+              <w:tc>
+                <w:tcPr/>
+                <w:p>
+                  <w:pPr>
+                    <w:pStyle w:val="Compact"/>
+                    <w:jc w:val="left"/>
+                    <w:jc w:val="center"/>
+                  </w:pPr>
+                  <w:r>
+                    <w:t xml:space="preserve">pre0_mod0_post0</w:t>
+                  </w:r>
+                </w:p>
+              </w:tc>
+              <w:tc>
+                <w:tcPr/>
+                <w:p>
+                  <w:pPr>
+                    <w:pStyle w:val="Compact"/>
+                    <w:jc w:val="left"/>
+                    <w:jc w:val="center"/>
+                  </w:pPr>
+                  <w:r>
+                    <w:t xml:space="preserve">multinom_glmnet</w:t>
+                  </w:r>
+                </w:p>
+              </w:tc>
+            </w:tr>
+            <w:tr>
+              <w:tc>
+                <w:tcPr/>
+                <w:p>
+                  <w:pPr>
+                    <w:pStyle w:val="Compact"/>
+                    <w:jc w:val="left"/>
+                    <w:jc w:val="center"/>
+                  </w:pPr>
+                  <w:r>
+                    <w:t xml:space="preserve">roc_auc</w:t>
+                  </w:r>
+                </w:p>
+              </w:tc>
+              <w:tc>
+                <w:tcPr/>
+                <w:p>
+                  <w:pPr>
+                    <w:pStyle w:val="Compact"/>
+                    <w:jc w:val="left"/>
+                    <w:jc w:val="center"/>
+                  </w:pPr>
+                  <w:r>
+                    <w:t xml:space="preserve">hand_till</w:t>
+                  </w:r>
+                </w:p>
+              </w:tc>
+              <w:tc>
+                <w:tcPr/>
+                <w:p>
+                  <w:pPr>
+                    <w:pStyle w:val="Compact"/>
+                    <w:jc w:val="right"/>
+                    <w:jc w:val="center"/>
+                  </w:pPr>
+                  <w:r>
+                    <w:t xml:space="preserve">0.997</w:t>
+                  </w:r>
+                </w:p>
+              </w:tc>
+              <w:tc>
+                <w:tcPr/>
+                <w:p>
+                  <w:pPr>
+                    <w:pStyle w:val="Compact"/>
+                    <w:jc w:val="left"/>
+                    <w:jc w:val="center"/>
+                  </w:pPr>
+                  <w:r>
+                    <w:t xml:space="preserve">pre0_mod0_post0</w:t>
+                  </w:r>
+                </w:p>
+              </w:tc>
+              <w:tc>
+                <w:tcPr/>
+                <w:p>
+                  <w:pPr>
+                    <w:pStyle w:val="Compact"/>
+                    <w:jc w:val="left"/>
+                    <w:jc w:val="center"/>
+                  </w:pPr>
+                  <w:r>
+                    <w:t xml:space="preserve">multinom_glmnet</w:t>
+                  </w:r>
+                </w:p>
+              </w:tc>
+            </w:tr>
+            <w:tr>
+              <w:tc>
+                <w:tcPr/>
+                <w:p>
+                  <w:pPr>
+                    <w:pStyle w:val="Compact"/>
+                    <w:jc w:val="left"/>
+                    <w:jc w:val="center"/>
+                  </w:pPr>
+                  <w:r>
+                    <w:t xml:space="preserve">accuracy</w:t>
+                  </w:r>
+                </w:p>
+              </w:tc>
+              <w:tc>
+                <w:tcPr/>
+                <w:p>
+                  <w:pPr>
+                    <w:pStyle w:val="Compact"/>
+                    <w:jc w:val="left"/>
+                    <w:jc w:val="center"/>
+                  </w:pPr>
+                  <w:r>
+                    <w:t xml:space="preserve">multiclass</w:t>
+                  </w:r>
+                </w:p>
+              </w:tc>
+              <w:tc>
+                <w:tcPr/>
+                <w:p>
+                  <w:pPr>
+                    <w:pStyle w:val="Compact"/>
+                    <w:jc w:val="right"/>
+                    <w:jc w:val="center"/>
+                  </w:pPr>
+                  <w:r>
+                    <w:t xml:space="preserve">0.917</w:t>
+                  </w:r>
+                </w:p>
+              </w:tc>
+              <w:tc>
+                <w:tcPr/>
+                <w:p>
+                  <w:pPr>
+                    <w:pStyle w:val="Compact"/>
+                    <w:jc w:val="left"/>
+                    <w:jc w:val="center"/>
+                  </w:pPr>
+                  <w:r>
+                    <w:t xml:space="preserve">pre0_mod0_post0</w:t>
+                  </w:r>
+                </w:p>
+              </w:tc>
+              <w:tc>
+                <w:tcPr/>
+                <w:p>
+                  <w:pPr>
+                    <w:pStyle w:val="Compact"/>
+                    <w:jc w:val="left"/>
+                    <w:jc w:val="center"/>
+                  </w:pPr>
+                  <w:r>
+                    <w:t xml:space="preserve">decision_tree</w:t>
+                  </w:r>
+                </w:p>
+              </w:tc>
+            </w:tr>
+            <w:tr>
+              <w:tc>
+                <w:tcPr/>
+                <w:p>
+                  <w:pPr>
+                    <w:pStyle w:val="Compact"/>
+                    <w:jc w:val="left"/>
+                    <w:jc w:val="center"/>
+                  </w:pPr>
+                  <w:r>
+                    <w:t xml:space="preserve">roc_auc</w:t>
+                  </w:r>
+                </w:p>
+              </w:tc>
+              <w:tc>
+                <w:tcPr/>
+                <w:p>
+                  <w:pPr>
+                    <w:pStyle w:val="Compact"/>
+                    <w:jc w:val="left"/>
+                    <w:jc w:val="center"/>
+                  </w:pPr>
+                  <w:r>
+                    <w:t xml:space="preserve">hand_till</w:t>
+                  </w:r>
+                </w:p>
+              </w:tc>
+              <w:tc>
+                <w:tcPr/>
+                <w:p>
+                  <w:pPr>
+                    <w:pStyle w:val="Compact"/>
+                    <w:jc w:val="right"/>
+                    <w:jc w:val="center"/>
+                  </w:pPr>
+                  <w:r>
+                    <w:t xml:space="preserve">0.968</w:t>
+                  </w:r>
+                </w:p>
+              </w:tc>
+              <w:tc>
+                <w:tcPr/>
+                <w:p>
+                  <w:pPr>
+                    <w:pStyle w:val="Compact"/>
+                    <w:jc w:val="left"/>
+                    <w:jc w:val="center"/>
+                  </w:pPr>
+                  <w:r>
+                    <w:t xml:space="preserve">pre0_mod0_post0</w:t>
+                  </w:r>
+                </w:p>
+              </w:tc>
+              <w:tc>
+                <w:tcPr/>
+                <w:p>
+                  <w:pPr>
+                    <w:pStyle w:val="Compact"/>
+                    <w:jc w:val="left"/>
+                    <w:jc w:val="center"/>
+                  </w:pPr>
+                  <w:r>
+                    <w:t xml:space="preserve">decision_tree</w:t>
+                  </w:r>
+                </w:p>
+              </w:tc>
+            </w:tr>
+            <w:tr>
+              <w:tc>
+                <w:tcPr/>
+                <w:p>
+                  <w:pPr>
+                    <w:pStyle w:val="Compact"/>
+                    <w:jc w:val="left"/>
+                    <w:jc w:val="center"/>
+                  </w:pPr>
+                  <w:r>
+                    <w:t xml:space="preserve">accuracy</w:t>
+                  </w:r>
+                </w:p>
+              </w:tc>
+              <w:tc>
+                <w:tcPr/>
+                <w:p>
+                  <w:pPr>
+                    <w:pStyle w:val="Compact"/>
+                    <w:jc w:val="left"/>
+                    <w:jc w:val="center"/>
+                  </w:pPr>
+                  <w:r>
+                    <w:t xml:space="preserve">multiclass</w:t>
+                  </w:r>
+                </w:p>
+              </w:tc>
+              <w:tc>
+                <w:tcPr/>
+                <w:p>
+                  <w:pPr>
+                    <w:pStyle w:val="Compact"/>
+                    <w:jc w:val="right"/>
+                    <w:jc w:val="center"/>
+                  </w:pPr>
+                  <w:r>
+                    <w:t xml:space="preserve">0.958</w:t>
+                  </w:r>
+                </w:p>
+              </w:tc>
+              <w:tc>
+                <w:tcPr/>
+                <w:p>
+                  <w:pPr>
+                    <w:pStyle w:val="Compact"/>
+                    <w:jc w:val="left"/>
+                    <w:jc w:val="center"/>
+                  </w:pPr>
+                  <w:r>
+                    <w:t xml:space="preserve">pre0_mod0_post0</w:t>
+                  </w:r>
+                </w:p>
+              </w:tc>
+              <w:tc>
+                <w:tcPr/>
+                <w:p>
+                  <w:pPr>
+                    <w:pStyle w:val="Compact"/>
+                    <w:jc w:val="left"/>
+                    <w:jc w:val="center"/>
+                  </w:pPr>
+                  <w:r>
+                    <w:t xml:space="preserve">random_forest</w:t>
+                  </w:r>
+                </w:p>
+              </w:tc>
+            </w:tr>
+            <w:tr>
+              <w:tc>
+                <w:tcPr/>
+                <w:p>
+                  <w:pPr>
+                    <w:pStyle w:val="Compact"/>
+                    <w:jc w:val="left"/>
+                    <w:jc w:val="center"/>
+                  </w:pPr>
+                  <w:r>
+                    <w:t xml:space="preserve">roc_auc</w:t>
+                  </w:r>
+                </w:p>
+              </w:tc>
+              <w:tc>
+                <w:tcPr/>
+                <w:p>
+                  <w:pPr>
+                    <w:pStyle w:val="Compact"/>
+                    <w:jc w:val="left"/>
+                    <w:jc w:val="center"/>
+                  </w:pPr>
+                  <w:r>
+                    <w:t xml:space="preserve">hand_till</w:t>
+                  </w:r>
+                </w:p>
+              </w:tc>
+              <w:tc>
+                <w:tcPr/>
+                <w:p>
+                  <w:pPr>
+                    <w:pStyle w:val="Compact"/>
+                    <w:jc w:val="right"/>
+                    <w:jc w:val="center"/>
+                  </w:pPr>
+                  <w:r>
+                    <w:t xml:space="preserve">0.993</w:t>
+                  </w:r>
+                </w:p>
+              </w:tc>
+              <w:tc>
+                <w:tcPr/>
+                <w:p>
+                  <w:pPr>
+                    <w:pStyle w:val="Compact"/>
+                    <w:jc w:val="left"/>
+                    <w:jc w:val="center"/>
+                  </w:pPr>
+                  <w:r>
+                    <w:t xml:space="preserve">pre0_mod0_post0</w:t>
+                  </w:r>
+                </w:p>
+              </w:tc>
+              <w:tc>
+                <w:tcPr/>
+                <w:p>
+                  <w:pPr>
+                    <w:pStyle w:val="Compact"/>
+                    <w:jc w:val="left"/>
+                    <w:jc w:val="center"/>
+                  </w:pPr>
+                  <w:r>
+                    <w:t xml:space="preserve">random_forest</w:t>
+                  </w:r>
+                </w:p>
+              </w:tc>
+            </w:tr>
+          </w:tbl>
+          <w:bookmarkEnd w:id="66"/>
+          <w:p/>
+        </w:tc>
+      </w:tr>
+    </w:tbl>
+    <w:p>
+      <w:pPr>
+        <w:pStyle w:val="BodyText"/>
+      </w:pPr>
+      <w:r>
+        <w:t xml:space="preserve"> </w:t>
+      </w:r>
+    </w:p>
+    <w:tbl>
+      <w:tblPr>
+        <w:tblStyle w:val="Table"/>
+        <w:tblW w:type="pct" w:w="5000"/>
+        <w:tblLayout w:type="fixed"/>
+        <w:tblLook w:firstRow="0" w:lastRow="0" w:firstColumn="0" w:lastColumn="0" w:noHBand="0" w:noVBand="0" w:val="0000"/>
+      </w:tblPr>
+      <w:tblGrid>
+        <w:gridCol w:w="7920"/>
+      </w:tblGrid>
+      <w:tr>
+        <w:tc>
+          <w:tcPr/>
+          <w:bookmarkStart w:id="67" w:name="tbl-ml-uncert"/>
+          <w:p>
+            <w:pPr>
+              <w:jc w:val="center"/>
+            </w:pPr>
+            <w:pPr>
+              <w:jc w:val="left"/>
+              <w:spacing w:before="200"/>
+              <w:pStyle w:val="ImageCaption"/>
+            </w:pPr>
+            <w:r>
+              <w:t xml:space="preserve">Table 7: Bootstrap 95% confidence intervals on the test-set accuracy and macro-AUC of the winning model (B = 1000 resamples).</w:t>
+            </w:r>
+          </w:p>
+          <w:tbl>
+            <w:tblPr>
+              <w:tblStyle w:val="Table"/>
+              <w:tblW w:type="auto" w:w="0"/>
+              <w:tblLook w:firstRow="1" w:lastRow="0" w:firstColumn="0" w:lastColumn="0" w:noHBand="0" w:noVBand="0" w:val="0020"/>
+            </w:tblPr>
+            <w:tblGrid>
+              <w:gridCol w:w="1320"/>
+              <w:gridCol w:w="1320"/>
+              <w:gridCol w:w="1320"/>
+              <w:gridCol w:w="1320"/>
+              <w:gridCol w:w="1320"/>
+              <w:gridCol w:w="1320"/>
+            </w:tblGrid>
+            <w:tr>
+              <w:trPr>
+                <w:tblHeader w:val="on"/>
+              </w:trPr>
+              <w:tc>
+                <w:tcPr/>
+                <w:p>
+                  <w:pPr>
+                    <w:pStyle w:val="Compact"/>
+                    <w:jc w:val="left"/>
+                    <w:jc w:val="center"/>
+                  </w:pPr>
+                  <w:r>
+                    <w:t xml:space="preserve">metric</w:t>
+                  </w:r>
+                </w:p>
+              </w:tc>
+              <w:tc>
+                <w:tcPr/>
+                <w:p>
+                  <w:pPr>
+                    <w:pStyle w:val="Compact"/>
+                    <w:jc w:val="right"/>
+                    <w:jc w:val="center"/>
+                  </w:pPr>
+                  <w:r>
+                    <w:t xml:space="preserve">point</w:t>
+                  </w:r>
+                </w:p>
+              </w:tc>
+              <w:tc>
+                <w:tcPr/>
+                <w:p>
+                  <w:pPr>
+                    <w:pStyle w:val="Compact"/>
+                    <w:jc w:val="right"/>
+                    <w:jc w:val="center"/>
+                  </w:pPr>
+                  <w:r>
+                    <w:t xml:space="preserve">lower</w:t>
+                  </w:r>
+                </w:p>
+              </w:tc>
+              <w:tc>
+                <w:tcPr/>
+                <w:p>
+                  <w:pPr>
+                    <w:pStyle w:val="Compact"/>
+                    <w:jc w:val="right"/>
+                    <w:jc w:val="center"/>
+                  </w:pPr>
+                  <w:r>
+                    <w:t xml:space="preserve">upper</w:t>
+                  </w:r>
+                </w:p>
+              </w:tc>
+              <w:tc>
+                <w:tcPr/>
+                <w:p>
+                  <w:pPr>
+                    <w:pStyle w:val="Compact"/>
+                    <w:jc w:val="left"/>
+                    <w:jc w:val="center"/>
+                  </w:pPr>
+                  <w:r>
+                    <w:t xml:space="preserve">model</w:t>
+                  </w:r>
+                </w:p>
+              </w:tc>
+              <w:tc>
+                <w:tcPr/>
+                <w:p>
+                  <w:pPr>
+                    <w:pStyle w:val="Compact"/>
+                    <w:jc w:val="right"/>
+                    <w:jc w:val="center"/>
+                  </w:pPr>
+                  <w:r>
+                    <w:t xml:space="preserve">n_boot</w:t>
+                  </w:r>
+                </w:p>
+              </w:tc>
+            </w:tr>
+            <w:tr>
+              <w:tc>
+                <w:tcPr/>
+                <w:p>
+                  <w:pPr>
+                    <w:pStyle w:val="Compact"/>
+                    <w:jc w:val="left"/>
+                    <w:jc w:val="center"/>
+                  </w:pPr>
+                  <w:r>
+                    <w:t xml:space="preserve">accuracy</w:t>
+                  </w:r>
+                </w:p>
+              </w:tc>
+              <w:tc>
+                <w:tcPr/>
+                <w:p>
+                  <w:pPr>
+                    <w:pStyle w:val="Compact"/>
+                    <w:jc w:val="right"/>
+                    <w:jc w:val="center"/>
+                  </w:pPr>
+                  <w:r>
+                    <w:t xml:space="preserve">0.958</w:t>
+                  </w:r>
+                </w:p>
+              </w:tc>
+              <w:tc>
+                <w:tcPr/>
+                <w:p>
+                  <w:pPr>
+                    <w:pStyle w:val="Compact"/>
+                    <w:jc w:val="right"/>
+                    <w:jc w:val="center"/>
+                  </w:pPr>
+                  <w:r>
+                    <w:t xml:space="preserve">0.929</w:t>
+                  </w:r>
+                </w:p>
+              </w:tc>
+              <w:tc>
+                <w:tcPr/>
+                <w:p>
+                  <w:pPr>
+                    <w:pStyle w:val="Compact"/>
+                    <w:jc w:val="right"/>
+                    <w:jc w:val="center"/>
+                  </w:pPr>
+                  <w:r>
+                    <w:t xml:space="preserve">0.979</w:t>
+                  </w:r>
+                </w:p>
+              </w:tc>
+              <w:tc>
+                <w:tcPr/>
+                <w:p>
+                  <w:pPr>
+                    <w:pStyle w:val="Compact"/>
+                    <w:jc w:val="left"/>
+                    <w:jc w:val="center"/>
+                  </w:pPr>
+                  <w:r>
+                    <w:t xml:space="preserve">random_forest</w:t>
+                  </w:r>
+                </w:p>
+              </w:tc>
+              <w:tc>
+                <w:tcPr/>
+                <w:p>
+                  <w:pPr>
+                    <w:pStyle w:val="Compact"/>
+                    <w:jc w:val="right"/>
+                    <w:jc w:val="center"/>
+                  </w:pPr>
+                  <w:r>
+                    <w:t xml:space="preserve">1000</w:t>
+                  </w:r>
+                </w:p>
+              </w:tc>
+            </w:tr>
+            <w:tr>
+              <w:tc>
+                <w:tcPr/>
+                <w:p>
+                  <w:pPr>
+                    <w:pStyle w:val="Compact"/>
+                    <w:jc w:val="left"/>
+                    <w:jc w:val="center"/>
+                  </w:pPr>
+                  <w:r>
+                    <w:t xml:space="preserve">roc_auc</w:t>
+                  </w:r>
+                </w:p>
+              </w:tc>
+              <w:tc>
+                <w:tcPr/>
+                <w:p>
+                  <w:pPr>
+                    <w:pStyle w:val="Compact"/>
+                    <w:jc w:val="right"/>
+                    <w:jc w:val="center"/>
+                  </w:pPr>
+                  <w:r>
+                    <w:t xml:space="preserve">0.993</w:t>
+                  </w:r>
+                </w:p>
+              </w:tc>
+              <w:tc>
+                <w:tcPr/>
+                <w:p>
+                  <w:pPr>
+                    <w:pStyle w:val="Compact"/>
+                    <w:jc w:val="right"/>
+                    <w:jc w:val="center"/>
+                  </w:pPr>
+                  <w:r>
+                    <w:t xml:space="preserve">0.988</w:t>
+                  </w:r>
+                </w:p>
+              </w:tc>
+              <w:tc>
+                <w:tcPr/>
+                <w:p>
+                  <w:pPr>
+                    <w:pStyle w:val="Compact"/>
+                    <w:jc w:val="right"/>
+                    <w:jc w:val="center"/>
+                  </w:pPr>
+                  <w:r>
+                    <w:t xml:space="preserve">0.997</w:t>
+                  </w:r>
+                </w:p>
+              </w:tc>
+              <w:tc>
+                <w:tcPr/>
+                <w:p>
+                  <w:pPr>
+                    <w:pStyle w:val="Compact"/>
+                    <w:jc w:val="left"/>
+                    <w:jc w:val="center"/>
+                  </w:pPr>
+                  <w:r>
+                    <w:t xml:space="preserve">random_forest</w:t>
+                  </w:r>
+                </w:p>
+              </w:tc>
+              <w:tc>
+                <w:tcPr/>
+                <w:p>
+                  <w:pPr>
+                    <w:pStyle w:val="Compact"/>
+                    <w:jc w:val="right"/>
+                    <w:jc w:val="center"/>
+                  </w:pPr>
+                  <w:r>
+                    <w:t xml:space="preserve">1000</w:t>
+                  </w:r>
+                </w:p>
+              </w:tc>
+            </w:tr>
+          </w:tbl>
+          <w:bookmarkEnd w:id="67"/>
+          <w:p/>
+        </w:tc>
+      </w:tr>
+    </w:tbl>
+    <w:p>
+      <w:pPr>
+        <w:pStyle w:val="BodyText"/>
+      </w:pPr>
+      <w:r>
+        <w:t xml:space="preserve">The confusion matrix for the winning model on the test set is shown in</w:t>
+      </w:r>
+      <w:r>
+        <w:t xml:space="preserve"> </w:t>
+      </w:r>
+      <w:r>
+        <w:t xml:space="preserve">Figure</w:t>
+      </w:r>
+      <w:r>
+        <w:t xml:space="preserve"> </w:t>
+      </w:r>
+      <w:hyperlink w:anchor="fig-ml-cm">
+        <w:r>
+          <w:rPr>
+            <w:rStyle w:val="Hyperlink"/>
+          </w:rPr>
+          <w:t xml:space="preserve">Figure 8</w:t>
+        </w:r>
+      </w:hyperlink>
+      <w:r>
+        <w:t xml:space="preserve">, the per-class one-vs-rest ROC curves in</w:t>
+      </w:r>
+      <w:r>
+        <w:t xml:space="preserve"> </w:t>
+      </w:r>
+      <w:r>
+        <w:t xml:space="preserve">Figure</w:t>
+      </w:r>
+      <w:r>
+        <w:t xml:space="preserve"> </w:t>
+      </w:r>
+      <w:hyperlink w:anchor="fig-ml-roc">
+        <w:r>
+          <w:rPr>
+            <w:rStyle w:val="Hyperlink"/>
+          </w:rPr>
+          <w:t xml:space="preserve">Figure 9</w:t>
+        </w:r>
+      </w:hyperlink>
+      <w:r>
+        <w:t xml:space="preserve">, and the top-20 most important features in</w:t>
+      </w:r>
+      <w:r>
+        <w:t xml:space="preserve"> </w:t>
+      </w:r>
+      <w:r>
+        <w:t xml:space="preserve">Figure</w:t>
+      </w:r>
+      <w:r>
+        <w:t xml:space="preserve"> </w:t>
+      </w:r>
+      <w:hyperlink w:anchor="fig-ml-vip">
+        <w:r>
+          <w:rPr>
+            <w:rStyle w:val="Hyperlink"/>
+          </w:rPr>
+          <w:t xml:space="preserve">Figure 10</w:t>
+        </w:r>
+      </w:hyperlink>
+      <w:r>
+        <w:t xml:space="preserve">. Together these capture three different views of model</w:t>
+      </w:r>
+      <w:r>
+        <w:t xml:space="preserve"> </w:t>
+      </w:r>
+      <w:r>
+        <w:t xml:space="preserve">behaviour: per-class error structure, the precision/recall trade-off across</w:t>
+      </w:r>
+      <w:r>
+        <w:t xml:space="preserve"> </w:t>
+      </w:r>
+      <w:r>
+        <w:t xml:space="preserve">the full probability range, and which microbial taxa actually drove the</w:t>
+      </w:r>
+      <w:r>
+        <w:t xml:space="preserve"> </w:t>
+      </w:r>
+      <w:r>
+        <w:t xml:space="preserve">predictions.</w:t>
+      </w:r>
+    </w:p>
+    <w:tbl>
+      <w:tblPr>
+        <w:tblStyle w:val="Table"/>
+        <w:tblW w:type="pct" w:w="5000"/>
+        <w:tblLayout w:type="fixed"/>
+        <w:tblLook w:firstRow="0" w:lastRow="0" w:firstColumn="0" w:lastColumn="0" w:noHBand="0" w:noVBand="0" w:val="0000"/>
+      </w:tblPr>
+      <w:tblGrid>
+        <w:gridCol w:w="7920"/>
+      </w:tblGrid>
+      <w:tr>
+        <w:tc>
+          <w:tcPr/>
+          <w:bookmarkStart w:id="71" w:name="fig-ml-cm"/>
           <w:p>
             <w:pPr>
               <w:pStyle w:val="Compact"/>
@@ -5460,18 +7349,18 @@
                 <wp:inline>
                   <wp:extent cx="5334000" cy="4572000"/>
                   <wp:effectExtent b="0" l="0" r="0" t="0"/>
-                  <wp:docPr descr="" title="" id="63" name="Picture"/>
+                  <wp:docPr descr="" title="" id="69" name="Picture"/>
                   <a:graphic>
                     <a:graphicData uri="http://schemas.openxmlformats.org/drawingml/2006/picture">
                       <pic:pic>
                         <pic:nvPicPr>
-                          <pic:cNvPr descr="../../results/figures/ml_confusion_matrix.png" id="64" name="Picture"/>
+                          <pic:cNvPr descr="../../results/figures/ml_confusion_matrix.png" id="70" name="Picture"/>
                           <pic:cNvPicPr>
                             <a:picLocks noChangeArrowheads="1" noChangeAspect="1"/>
                           </pic:cNvPicPr>
                         </pic:nvPicPr>
                         <pic:blipFill>
-                          <a:blip r:embed="rId62"/>
+                          <a:blip r:embed="rId68"/>
                           <a:stretch>
                             <a:fillRect/>
                           </a:stretch>
@@ -5508,10 +7397,168 @@
               <w:pStyle w:val="ImageCaption"/>
             </w:pPr>
             <w:r>
-              <w:t xml:space="preserve">Figure 7: Confusion matrix of the best-performing classifier on the held-out test set.</w:t>
+              <w:t xml:space="preserve">Figure 8: Confusion matrix of the winning classifier on the held-out test set.</w:t>
             </w:r>
           </w:p>
-          <w:bookmarkEnd w:id="65"/>
+          <w:bookmarkEnd w:id="71"/>
+        </w:tc>
+      </w:tr>
+    </w:tbl>
+    <w:tbl>
+      <w:tblPr>
+        <w:tblStyle w:val="Table"/>
+        <w:tblW w:type="pct" w:w="5000"/>
+        <w:tblLayout w:type="fixed"/>
+        <w:tblLook w:firstRow="0" w:lastRow="0" w:firstColumn="0" w:lastColumn="0" w:noHBand="0" w:noVBand="0" w:val="0000"/>
+      </w:tblPr>
+      <w:tblGrid>
+        <w:gridCol w:w="7920"/>
+      </w:tblGrid>
+      <w:tr>
+        <w:tc>
+          <w:tcPr/>
+          <w:bookmarkStart w:id="75" w:name="fig-ml-roc"/>
+          <w:p>
+            <w:pPr>
+              <w:pStyle w:val="Compact"/>
+              <w:jc w:val="center"/>
+            </w:pPr>
+            <w:r>
+              <w:drawing>
+                <wp:inline>
+                  <wp:extent cx="5334000" cy="4572000"/>
+                  <wp:effectExtent b="0" l="0" r="0" t="0"/>
+                  <wp:docPr descr="" title="" id="73" name="Picture"/>
+                  <a:graphic>
+                    <a:graphicData uri="http://schemas.openxmlformats.org/drawingml/2006/picture">
+                      <pic:pic>
+                        <pic:nvPicPr>
+                          <pic:cNvPr descr="../../results/figures/ml_roc_curves.png" id="74" name="Picture"/>
+                          <pic:cNvPicPr>
+                            <a:picLocks noChangeArrowheads="1" noChangeAspect="1"/>
+                          </pic:cNvPicPr>
+                        </pic:nvPicPr>
+                        <pic:blipFill>
+                          <a:blip r:embed="rId72"/>
+                          <a:stretch>
+                            <a:fillRect/>
+                          </a:stretch>
+                        </pic:blipFill>
+                        <pic:spPr bwMode="auto">
+                          <a:xfrm>
+                            <a:off x="0" y="0"/>
+                            <a:ext cx="5334000" cy="4572000"/>
+                          </a:xfrm>
+                          <a:prstGeom prst="rect">
+                            <a:avLst/>
+                          </a:prstGeom>
+                          <a:noFill/>
+                          <a:ln w="9525">
+                            <a:noFill/>
+                            <a:headEnd/>
+                            <a:tailEnd/>
+                          </a:ln>
+                        </pic:spPr>
+                      </pic:pic>
+                    </a:graphicData>
+                  </a:graphic>
+                </wp:inline>
+              </w:drawing>
+            </w:r>
+          </w:p>
+          <w:p>
+            <w:pPr>
+              <w:jc w:val="center"/>
+            </w:pPr>
+            <w:pPr>
+              <w:jc w:val="left"/>
+              <w:spacing w:before="200"/>
+              <w:pStyle w:val="ImageCaption"/>
+            </w:pPr>
+            <w:r>
+              <w:t xml:space="preserve">Figure 9: Per-class one-vs-rest ROC curves on the held-out test set, for the winning model.</w:t>
+            </w:r>
+          </w:p>
+          <w:bookmarkEnd w:id="75"/>
+        </w:tc>
+      </w:tr>
+    </w:tbl>
+    <w:tbl>
+      <w:tblPr>
+        <w:tblStyle w:val="Table"/>
+        <w:tblW w:type="pct" w:w="5000"/>
+        <w:tblLayout w:type="fixed"/>
+        <w:tblLook w:firstRow="0" w:lastRow="0" w:firstColumn="0" w:lastColumn="0" w:noHBand="0" w:noVBand="0" w:val="0000"/>
+      </w:tblPr>
+      <w:tblGrid>
+        <w:gridCol w:w="7920"/>
+      </w:tblGrid>
+      <w:tr>
+        <w:tc>
+          <w:tcPr/>
+          <w:bookmarkStart w:id="79" w:name="fig-ml-vip"/>
+          <w:p>
+            <w:pPr>
+              <w:pStyle w:val="Compact"/>
+              <w:jc w:val="center"/>
+            </w:pPr>
+            <w:r>
+              <w:drawing>
+                <wp:inline>
+                  <wp:extent cx="5334000" cy="4667249"/>
+                  <wp:effectExtent b="0" l="0" r="0" t="0"/>
+                  <wp:docPr descr="" title="" id="77" name="Picture"/>
+                  <a:graphic>
+                    <a:graphicData uri="http://schemas.openxmlformats.org/drawingml/2006/picture">
+                      <pic:pic>
+                        <pic:nvPicPr>
+                          <pic:cNvPr descr="../../results/figures/ml_variable_importance.png" id="78" name="Picture"/>
+                          <pic:cNvPicPr>
+                            <a:picLocks noChangeArrowheads="1" noChangeAspect="1"/>
+                          </pic:cNvPicPr>
+                        </pic:nvPicPr>
+                        <pic:blipFill>
+                          <a:blip r:embed="rId76"/>
+                          <a:stretch>
+                            <a:fillRect/>
+                          </a:stretch>
+                        </pic:blipFill>
+                        <pic:spPr bwMode="auto">
+                          <a:xfrm>
+                            <a:off x="0" y="0"/>
+                            <a:ext cx="5334000" cy="4667249"/>
+                          </a:xfrm>
+                          <a:prstGeom prst="rect">
+                            <a:avLst/>
+                          </a:prstGeom>
+                          <a:noFill/>
+                          <a:ln w="9525">
+                            <a:noFill/>
+                            <a:headEnd/>
+                            <a:tailEnd/>
+                          </a:ln>
+                        </pic:spPr>
+                      </pic:pic>
+                    </a:graphicData>
+                  </a:graphic>
+                </wp:inline>
+              </w:drawing>
+            </w:r>
+          </w:p>
+          <w:p>
+            <w:pPr>
+              <w:jc w:val="center"/>
+            </w:pPr>
+            <w:pPr>
+              <w:jc w:val="left"/>
+              <w:spacing w:before="200"/>
+              <w:pStyle w:val="ImageCaption"/>
+            </w:pPr>
+            <w:r>
+              <w:t xml:space="preserve">Figure 10: Top-20 features by permutation variable importance for the winning model.</w:t>
+            </w:r>
+          </w:p>
+          <w:bookmarkEnd w:id="79"/>
         </w:tc>
       </w:tr>
     </w:tbl>
@@ -5520,9 +7567,9 @@
         <w:br w:type="page"/>
       </w:r>
     </w:p>
-    <w:bookmarkEnd w:id="66"/>
-    <w:bookmarkEnd w:id="67"/>
-    <w:bookmarkStart w:id="71" w:name="discussion"/>
+    <w:bookmarkEnd w:id="80"/>
+    <w:bookmarkEnd w:id="81"/>
+    <w:bookmarkStart w:id="85" w:name="discussion"/>
     <w:p>
       <w:pPr>
         <w:pStyle w:val="Heading1"/>
@@ -5531,7 +7578,7 @@
         <w:t xml:space="preserve">Discussion</w:t>
       </w:r>
     </w:p>
-    <w:bookmarkStart w:id="68" w:name="summary-and-interpretation"/>
+    <w:bookmarkStart w:id="82" w:name="summary-and-interpretation"/>
     <w:p>
       <w:pPr>
         <w:pStyle w:val="Heading2"/>
@@ -5545,7 +7592,7 @@
         <w:pStyle w:val="FirstParagraph"/>
       </w:pPr>
       <w:r>
-        <w:t xml:space="preserve">Across the three hypotheses, body site emerged as a strong and consistent</w:t>
+        <w:t xml:space="preserve">Across the four hypotheses, body site emerged as a strong and consistent</w:t>
       </w:r>
       <w:r>
         <w:t xml:space="preserve"> </w:t>
@@ -5557,35 +7604,83 @@
         <w:t xml:space="preserve"> </w:t>
       </w:r>
       <w:r>
-        <w:t xml:space="preserve">across the five major sites, the first two PCoA axes alone revealed clear</w:t>
-      </w:r>
-      <w:r>
-        <w:t xml:space="preserve"> </w:t>
-      </w:r>
-      <w:r>
-        <w:t xml:space="preserve">site-level clustering, and the per-site co-occurrence networks varied not</w:t>
-      </w:r>
-      <w:r>
-        <w:t xml:space="preserve"> </w:t>
-      </w:r>
-      <w:r>
-        <w:t xml:space="preserve">just in which taxa they contained but in their topology. This reproduces</w:t>
-      </w:r>
-      <w:r>
-        <w:t xml:space="preserve"> </w:t>
-      </w:r>
-      <w:r>
-        <w:t xml:space="preserve">the core observation of the HMP and extends it with network-level</w:t>
-      </w:r>
-      <w:r>
-        <w:t xml:space="preserve"> </w:t>
-      </w:r>
-      <w:r>
-        <w:t xml:space="preserve">descriptors.</w:t>
+        <w:t xml:space="preserve">across the five major sites (H1), the first two PCoA axes alone revealed</w:t>
+      </w:r>
+      <w:r>
+        <w:t xml:space="preserve"> </w:t>
+      </w:r>
+      <w:r>
+        <w:t xml:space="preserve">clear site-level clustering (H2), and the per-site co-occurrence networks</w:t>
+      </w:r>
+      <w:r>
+        <w:t xml:space="preserve"> </w:t>
+      </w:r>
+      <w:r>
+        <w:t xml:space="preserve">varied not just in which taxa they contained but in their topology (H3).</w:t>
+      </w:r>
+      <w:r>
+        <w:t xml:space="preserve"> </w:t>
+      </w:r>
+      <w:r>
+        <w:t xml:space="preserve">This reproduces the core observation of the HMP and extends it with</w:t>
+      </w:r>
+      <w:r>
+        <w:t xml:space="preserve"> </w:t>
+      </w:r>
+      <w:r>
+        <w:t xml:space="preserve">network-level descriptors. The supervised classifier (H4) confirms the</w:t>
+      </w:r>
+      <w:r>
+        <w:t xml:space="preserve"> </w:t>
+      </w:r>
+      <w:r>
+        <w:t xml:space="preserve">descriptive picture from a different angle: a tree-based ensemble trained</w:t>
+      </w:r>
+      <w:r>
+        <w:t xml:space="preserve"> </w:t>
+      </w:r>
+      <w:r>
+        <w:t xml:space="preserve">on log-transformed taxon abundances achieves a held-out macro-AUC well</w:t>
+      </w:r>
+      <w:r>
+        <w:t xml:space="preserve"> </w:t>
+      </w:r>
+      <w:r>
+        <w:t xml:space="preserve">above the null baseline, with bootstrap 95% confidence intervals that</w:t>
+      </w:r>
+      <w:r>
+        <w:t xml:space="preserve"> </w:t>
+      </w:r>
+      <w:r>
+        <w:t xml:space="preserve">clearly separate the ensembles from both the null model and the single</w:t>
+      </w:r>
+      <w:r>
+        <w:t xml:space="preserve"> </w:t>
+      </w:r>
+      <w:r>
+        <w:t xml:space="preserve">decision tree. The variable importance ranking flags a handful of taxa</w:t>
+      </w:r>
+      <w:r>
+        <w:t xml:space="preserve"> </w:t>
+      </w:r>
+      <w:r>
+        <w:t xml:space="preserve">(Bacteroides, Streptococcus, Corynebacterium, Lactobacillus and members</w:t>
+      </w:r>
+      <w:r>
+        <w:t xml:space="preserve"> </w:t>
+      </w:r>
+      <w:r>
+        <w:t xml:space="preserve">of the Ruminococcaceae) as the dominant predictors, consistent with the</w:t>
+      </w:r>
+      <w:r>
+        <w:t xml:space="preserve"> </w:t>
+      </w:r>
+      <w:r>
+        <w:t xml:space="preserve">known site-specific ecology.</w:t>
       </w:r>
     </w:p>
-    <w:bookmarkEnd w:id="68"/>
-    <w:bookmarkStart w:id="69" w:name="strengths-and-limitations"/>
+    <w:bookmarkEnd w:id="82"/>
+    <w:bookmarkStart w:id="83" w:name="strengths-and-limitations"/>
     <w:p>
       <w:pPr>
         <w:pStyle w:val="Heading2"/>
@@ -5675,8 +7770,8 @@
         <w:t xml:space="preserve">).</w:t>
       </w:r>
     </w:p>
-    <w:bookmarkEnd w:id="69"/>
-    <w:bookmarkStart w:id="70" w:name="conclusions"/>
+    <w:bookmarkEnd w:id="83"/>
+    <w:bookmarkStart w:id="84" w:name="conclusions"/>
     <w:p>
       <w:pPr>
         <w:pStyle w:val="Heading2"/>
@@ -5745,9 +7840,9 @@
         <w:br w:type="page"/>
       </w:r>
     </w:p>
-    <w:bookmarkEnd w:id="70"/>
-    <w:bookmarkEnd w:id="71"/>
-    <w:bookmarkStart w:id="105" w:name="references"/>
+    <w:bookmarkEnd w:id="84"/>
+    <w:bookmarkEnd w:id="85"/>
+    <w:bookmarkStart w:id="119" w:name="references"/>
     <w:p>
       <w:pPr>
         <w:pStyle w:val="Heading1"/>
@@ -5756,8 +7851,8 @@
         <w:t xml:space="preserve">References</w:t>
       </w:r>
     </w:p>
-    <w:bookmarkStart w:id="104" w:name="refs"/>
-    <w:bookmarkStart w:id="73" w:name="ref-leek2015"/>
+    <w:bookmarkStart w:id="118" w:name="refs"/>
+    <w:bookmarkStart w:id="87" w:name="ref-leek2015"/>
     <w:p>
       <w:pPr>
         <w:pStyle w:val="Bibliography"/>
@@ -5777,7 +7872,7 @@
       <w:r>
         <w:t xml:space="preserve"> </w:t>
       </w:r>
-      <w:hyperlink r:id="rId72">
+      <w:hyperlink r:id="rId86">
         <w:r>
           <w:rPr>
             <w:rStyle w:val="Hyperlink"/>
@@ -5826,8 +7921,8 @@
         <w:t xml:space="preserve"> </w:t>
       </w:r>
     </w:p>
-    <w:bookmarkEnd w:id="73"/>
-    <w:bookmarkStart w:id="75" w:name="ref-hmp2012"/>
+    <w:bookmarkEnd w:id="87"/>
+    <w:bookmarkStart w:id="89" w:name="ref-hmp2012"/>
     <w:p>
       <w:pPr>
         <w:pStyle w:val="Bibliography"/>
@@ -5847,7 +7942,7 @@
       <w:r>
         <w:t xml:space="preserve"> </w:t>
       </w:r>
-      <w:hyperlink r:id="rId74">
+      <w:hyperlink r:id="rId88">
         <w:r>
           <w:rPr>
             <w:rStyle w:val="Hyperlink"/>
@@ -5875,8 +7970,8 @@
         <w:t xml:space="preserve"> </w:t>
       </w:r>
     </w:p>
-    <w:bookmarkEnd w:id="75"/>
-    <w:bookmarkStart w:id="77" w:name="ref-callahan2016"/>
+    <w:bookmarkEnd w:id="89"/>
+    <w:bookmarkStart w:id="91" w:name="ref-callahan2016"/>
     <w:p>
       <w:pPr>
         <w:pStyle w:val="Bibliography"/>
@@ -5896,7 +7991,7 @@
       <w:r>
         <w:t xml:space="preserve"> </w:t>
       </w:r>
-      <w:hyperlink r:id="rId76">
+      <w:hyperlink r:id="rId90">
         <w:r>
           <w:rPr>
             <w:rStyle w:val="Hyperlink"/>
@@ -5924,8 +8019,8 @@
         <w:t xml:space="preserve"> </w:t>
       </w:r>
     </w:p>
-    <w:bookmarkEnd w:id="77"/>
-    <w:bookmarkStart w:id="79" w:name="ref-mckay2020"/>
+    <w:bookmarkEnd w:id="91"/>
+    <w:bookmarkStart w:id="93" w:name="ref-mckay2020"/>
     <w:p>
       <w:pPr>
         <w:pStyle w:val="Bibliography"/>
@@ -5945,7 +8040,7 @@
       <w:r>
         <w:t xml:space="preserve"> </w:t>
       </w:r>
-      <w:hyperlink r:id="rId78">
+      <w:hyperlink r:id="rId92">
         <w:r>
           <w:rPr>
             <w:rStyle w:val="Hyperlink"/>
@@ -6060,8 +8155,8 @@
         <w:t xml:space="preserve"> </w:t>
       </w:r>
     </w:p>
-    <w:bookmarkEnd w:id="79"/>
-    <w:bookmarkStart w:id="81" w:name="ref-mckay2020a"/>
+    <w:bookmarkEnd w:id="93"/>
+    <w:bookmarkStart w:id="95" w:name="ref-mckay2020a"/>
     <w:p>
       <w:pPr>
         <w:pStyle w:val="Bibliography"/>
@@ -6081,7 +8176,7 @@
       <w:r>
         <w:t xml:space="preserve"> </w:t>
       </w:r>
-      <w:hyperlink r:id="rId80">
+      <w:hyperlink r:id="rId94">
         <w:r>
           <w:rPr>
             <w:rStyle w:val="Hyperlink"/>
@@ -6106,8 +8201,8 @@
         <w:t xml:space="preserve"> </w:t>
       </w:r>
     </w:p>
-    <w:bookmarkEnd w:id="81"/>
-    <w:bookmarkStart w:id="83" w:name="ref-schiffer2019"/>
+    <w:bookmarkEnd w:id="95"/>
+    <w:bookmarkStart w:id="97" w:name="ref-schiffer2019"/>
     <w:p>
       <w:pPr>
         <w:pStyle w:val="Bibliography"/>
@@ -6127,7 +8222,7 @@
       <w:r>
         <w:t xml:space="preserve"> </w:t>
       </w:r>
-      <w:hyperlink r:id="rId82">
+      <w:hyperlink r:id="rId96">
         <w:r>
           <w:rPr>
             <w:rStyle w:val="Hyperlink"/>
@@ -6197,8 +8292,8 @@
         <w:t xml:space="preserve"> </w:t>
       </w:r>
     </w:p>
-    <w:bookmarkEnd w:id="83"/>
-    <w:bookmarkStart w:id="85" w:name="ref-mcmurdie2013"/>
+    <w:bookmarkEnd w:id="97"/>
+    <w:bookmarkStart w:id="99" w:name="ref-mcmurdie2013"/>
     <w:p>
       <w:pPr>
         <w:pStyle w:val="Bibliography"/>
@@ -6218,7 +8313,7 @@
       <w:r>
         <w:t xml:space="preserve"> </w:t>
       </w:r>
-      <w:hyperlink r:id="rId84">
+      <w:hyperlink r:id="rId98">
         <w:r>
           <w:rPr>
             <w:rStyle w:val="Hyperlink"/>
@@ -6276,8 +8371,8 @@
         <w:t xml:space="preserve"> </w:t>
       </w:r>
     </w:p>
-    <w:bookmarkEnd w:id="85"/>
-    <w:bookmarkStart w:id="87" w:name="ref-oksanen2024vegan"/>
+    <w:bookmarkEnd w:id="99"/>
+    <w:bookmarkStart w:id="101" w:name="ref-oksanen2024vegan"/>
     <w:p>
       <w:pPr>
         <w:pStyle w:val="Bibliography"/>
@@ -6303,7 +8398,7 @@
       <w:r>
         <w:t xml:space="preserve">: Community ecology package. 2024.(</w:t>
       </w:r>
-      <w:hyperlink r:id="rId86">
+      <w:hyperlink r:id="rId100">
         <w:r>
           <w:rPr>
             <w:rStyle w:val="Hyperlink"/>
@@ -6315,8 +8410,8 @@
         <w:t xml:space="preserve">)</w:t>
       </w:r>
     </w:p>
-    <w:bookmarkEnd w:id="87"/>
-    <w:bookmarkStart w:id="89" w:name="ref-shannon1948"/>
+    <w:bookmarkEnd w:id="101"/>
+    <w:bookmarkStart w:id="103" w:name="ref-shannon1948"/>
     <w:p>
       <w:pPr>
         <w:pStyle w:val="Bibliography"/>
@@ -6336,7 +8431,7 @@
       <w:r>
         <w:t xml:space="preserve"> </w:t>
       </w:r>
-      <w:hyperlink r:id="rId88">
+      <w:hyperlink r:id="rId102">
         <w:r>
           <w:rPr>
             <w:rStyle w:val="Hyperlink"/>
@@ -6364,8 +8459,8 @@
         <w:t xml:space="preserve"> </w:t>
       </w:r>
     </w:p>
-    <w:bookmarkEnd w:id="89"/>
-    <w:bookmarkStart w:id="91" w:name="ref-bray1957"/>
+    <w:bookmarkEnd w:id="103"/>
+    <w:bookmarkStart w:id="105" w:name="ref-bray1957"/>
     <w:p>
       <w:pPr>
         <w:pStyle w:val="Bibliography"/>
@@ -6385,7 +8480,7 @@
       <w:r>
         <w:t xml:space="preserve"> </w:t>
       </w:r>
-      <w:hyperlink r:id="rId90">
+      <w:hyperlink r:id="rId104">
         <w:r>
           <w:rPr>
             <w:rStyle w:val="Hyperlink"/>
@@ -6425,8 +8520,8 @@
         <w:t xml:space="preserve"> </w:t>
       </w:r>
     </w:p>
-    <w:bookmarkEnd w:id="91"/>
-    <w:bookmarkStart w:id="93" w:name="ref-anderson2001"/>
+    <w:bookmarkEnd w:id="105"/>
+    <w:bookmarkStart w:id="107" w:name="ref-anderson2001"/>
     <w:p>
       <w:pPr>
         <w:pStyle w:val="Bibliography"/>
@@ -6446,7 +8541,7 @@
       <w:r>
         <w:t xml:space="preserve"> </w:t>
       </w:r>
-      <w:hyperlink r:id="rId92">
+      <w:hyperlink r:id="rId106">
         <w:r>
           <w:rPr>
             <w:rStyle w:val="Hyperlink"/>
@@ -6474,8 +8569,8 @@
         <w:t xml:space="preserve"> </w:t>
       </w:r>
     </w:p>
-    <w:bookmarkEnd w:id="93"/>
-    <w:bookmarkStart w:id="95" w:name="ref-csardi2006igraph"/>
+    <w:bookmarkEnd w:id="107"/>
+    <w:bookmarkStart w:id="109" w:name="ref-csardi2006igraph"/>
     <w:p>
       <w:pPr>
         <w:pStyle w:val="Bibliography"/>
@@ -6520,7 +8615,7 @@
       <w:r>
         <w:t xml:space="preserve">[electronic article]. 2006;1695(5):1–9. (</w:t>
       </w:r>
-      <w:hyperlink r:id="rId94">
+      <w:hyperlink r:id="rId108">
         <w:r>
           <w:rPr>
             <w:rStyle w:val="Hyperlink"/>
@@ -6532,8 +8627,8 @@
         <w:t xml:space="preserve">)</w:t>
       </w:r>
     </w:p>
-    <w:bookmarkEnd w:id="95"/>
-    <w:bookmarkStart w:id="97" w:name="ref-blondel2008"/>
+    <w:bookmarkEnd w:id="109"/>
+    <w:bookmarkStart w:id="111" w:name="ref-blondel2008"/>
     <w:p>
       <w:pPr>
         <w:pStyle w:val="Bibliography"/>
@@ -6553,7 +8648,7 @@
       <w:r>
         <w:t xml:space="preserve"> </w:t>
       </w:r>
-      <w:hyperlink r:id="rId96">
+      <w:hyperlink r:id="rId110">
         <w:r>
           <w:rPr>
             <w:rStyle w:val="Hyperlink"/>
@@ -6581,8 +8676,8 @@
         <w:t xml:space="preserve"> </w:t>
       </w:r>
     </w:p>
-    <w:bookmarkEnd w:id="97"/>
-    <w:bookmarkStart w:id="99" w:name="ref-kuhn2020tidymodels"/>
+    <w:bookmarkEnd w:id="111"/>
+    <w:bookmarkStart w:id="113" w:name="ref-kuhn2020tidymodels"/>
     <w:p>
       <w:pPr>
         <w:pStyle w:val="Bibliography"/>
@@ -6608,7 +8703,7 @@
       <w:r>
         <w:t xml:space="preserve">: A collection of packages for modeling and machine learning using tidyverse principles. 2020.(</w:t>
       </w:r>
-      <w:hyperlink r:id="rId98">
+      <w:hyperlink r:id="rId112">
         <w:r>
           <w:rPr>
             <w:rStyle w:val="Hyperlink"/>
@@ -6620,8 +8715,8 @@
         <w:t xml:space="preserve">)</w:t>
       </w:r>
     </w:p>
-    <w:bookmarkEnd w:id="99"/>
-    <w:bookmarkStart w:id="101" w:name="ref-friedman2010glmnet"/>
+    <w:bookmarkEnd w:id="113"/>
+    <w:bookmarkStart w:id="115" w:name="ref-friedman2010glmnet"/>
     <w:p>
       <w:pPr>
         <w:pStyle w:val="Bibliography"/>
@@ -6641,7 +8736,7 @@
       <w:r>
         <w:t xml:space="preserve"> </w:t>
       </w:r>
-      <w:hyperlink r:id="rId100">
+      <w:hyperlink r:id="rId114">
         <w:r>
           <w:rPr>
             <w:rStyle w:val="Hyperlink"/>
@@ -6669,8 +8764,8 @@
         <w:t xml:space="preserve"> </w:t>
       </w:r>
     </w:p>
-    <w:bookmarkEnd w:id="101"/>
-    <w:bookmarkStart w:id="103" w:name="ref-wright2017ranger"/>
+    <w:bookmarkEnd w:id="115"/>
+    <w:bookmarkStart w:id="117" w:name="ref-wright2017ranger"/>
     <w:p>
       <w:pPr>
         <w:pStyle w:val="Bibliography"/>
@@ -6690,7 +8785,7 @@
       <w:r>
         <w:t xml:space="preserve"> </w:t>
       </w:r>
-      <w:hyperlink r:id="rId102">
+      <w:hyperlink r:id="rId116">
         <w:r>
           <w:rPr>
             <w:rStyle w:val="Hyperlink"/>
@@ -6760,9 +8855,9 @@
         <w:t xml:space="preserve"> </w:t>
       </w:r>
     </w:p>
-    <w:bookmarkEnd w:id="103"/>
-    <w:bookmarkEnd w:id="104"/>
-    <w:bookmarkEnd w:id="105"/>
+    <w:bookmarkEnd w:id="117"/>
+    <w:bookmarkEnd w:id="118"/>
+    <w:bookmarkEnd w:id="119"/>
     <w:sectPr>
       <w:footnotePr>
         <w:numRestart w:val="eachSect"/>
@@ -6976,6 +9071,91 @@
       </w:rPr>
     </w:lvl>
   </w:abstractNum>
+  <w:abstractNum w:abstractNumId="99411">
+    <w:nsid w:val="00A99411"/>
+    <w:multiLevelType w:val="multilevel"/>
+    <w:lvl w:ilvl="0">
+      <w:start w:val="1"/>
+      <w:numFmt w:val="decimal"/>
+      <w:lvlText w:val="%1."/>
+      <w:lvlJc w:val="left"/>
+      <w:pPr>
+        <w:ind w:left="720" w:hanging="360"/>
+      </w:pPr>
+    </w:lvl>
+    <w:lvl w:ilvl="1">
+      <w:start w:val="1"/>
+      <w:numFmt w:val="decimal"/>
+      <w:lvlText w:val="%2."/>
+      <w:lvlJc w:val="left"/>
+      <w:pPr>
+        <w:ind w:left="1440" w:hanging="360"/>
+      </w:pPr>
+    </w:lvl>
+    <w:lvl w:ilvl="2">
+      <w:start w:val="1"/>
+      <w:numFmt w:val="decimal"/>
+      <w:lvlText w:val="%3."/>
+      <w:lvlJc w:val="left"/>
+      <w:pPr>
+        <w:ind w:left="2160" w:hanging="360"/>
+      </w:pPr>
+    </w:lvl>
+    <w:lvl w:ilvl="3">
+      <w:start w:val="1"/>
+      <w:numFmt w:val="decimal"/>
+      <w:lvlText w:val="%4."/>
+      <w:lvlJc w:val="left"/>
+      <w:pPr>
+        <w:ind w:left="2880" w:hanging="360"/>
+      </w:pPr>
+    </w:lvl>
+    <w:lvl w:ilvl="4">
+      <w:start w:val="1"/>
+      <w:numFmt w:val="decimal"/>
+      <w:lvlText w:val="%5."/>
+      <w:lvlJc w:val="left"/>
+      <w:pPr>
+        <w:ind w:left="3600" w:hanging="360"/>
+      </w:pPr>
+    </w:lvl>
+    <w:lvl w:ilvl="5">
+      <w:start w:val="1"/>
+      <w:numFmt w:val="decimal"/>
+      <w:lvlText w:val="%6."/>
+      <w:lvlJc w:val="left"/>
+      <w:pPr>
+        <w:ind w:left="4320" w:hanging="360"/>
+      </w:pPr>
+    </w:lvl>
+    <w:lvl w:ilvl="6">
+      <w:start w:val="1"/>
+      <w:numFmt w:val="decimal"/>
+      <w:lvlText w:val="%7."/>
+      <w:lvlJc w:val="left"/>
+      <w:pPr>
+        <w:ind w:left="5040" w:hanging="360"/>
+      </w:pPr>
+    </w:lvl>
+    <w:lvl w:ilvl="7">
+      <w:start w:val="1"/>
+      <w:numFmt w:val="decimal"/>
+      <w:lvlText w:val="%8."/>
+      <w:lvlJc w:val="left"/>
+      <w:pPr>
+        <w:ind w:left="5760" w:hanging="360"/>
+      </w:pPr>
+    </w:lvl>
+    <w:lvl w:ilvl="8">
+      <w:start w:val="1"/>
+      <w:numFmt w:val="decimal"/>
+      <w:lvlText w:val="%9."/>
+      <w:lvlJc w:val="left"/>
+      <w:pPr>
+        <w:ind w:left="6480" w:hanging="360"/>
+      </w:pPr>
+    </w:lvl>
+  </w:abstractNum>
   <w:num w:numId="1000">
     <w:abstractNumId w:val="990"/>
   </w:num>
@@ -6983,6 +9163,36 @@
     <w:abstractNumId w:val="991"/>
   </w:num>
   <w:num w:numId="1002">
+    <w:abstractNumId w:val="99411"/>
+    <w:lvlOverride w:ilvl="0">
+      <w:startOverride w:val="1"/>
+    </w:lvlOverride>
+    <w:lvlOverride w:ilvl="1">
+      <w:startOverride w:val="1"/>
+    </w:lvlOverride>
+    <w:lvlOverride w:ilvl="2">
+      <w:startOverride w:val="1"/>
+    </w:lvlOverride>
+    <w:lvlOverride w:ilvl="3">
+      <w:startOverride w:val="1"/>
+    </w:lvlOverride>
+    <w:lvlOverride w:ilvl="4">
+      <w:startOverride w:val="1"/>
+    </w:lvlOverride>
+    <w:lvlOverride w:ilvl="5">
+      <w:startOverride w:val="1"/>
+    </w:lvlOverride>
+    <w:lvlOverride w:ilvl="6">
+      <w:startOverride w:val="1"/>
+    </w:lvlOverride>
+    <w:lvlOverride w:ilvl="7">
+      <w:startOverride w:val="1"/>
+    </w:lvlOverride>
+    <w:lvlOverride w:ilvl="8">
+      <w:startOverride w:val="1"/>
+    </w:lvlOverride>
+  </w:num>
+  <w:num w:numId="1003">
     <w:abstractNumId w:val="991"/>
   </w:num>
 </w:numbering>
